--- a/LR1.docx
+++ b/LR1.docx
@@ -3061,7 +3061,7 @@
     </w:p>
     <w:tbl>
       <w:tblPr>
-        <w:tblW w:w="9440" w:type="dxa"/>
+        <w:tblW w:w="9454" w:type="dxa"/>
         <w:tblLook w:val="04A0" w:firstRow="1" w:lastRow="0" w:firstColumn="1" w:lastColumn="0" w:noHBand="0" w:noVBand="1"/>
       </w:tblPr>
       <w:tblGrid>
@@ -3113,7 +3113,7 @@
         </w:tc>
         <w:tc>
           <w:tcPr>
-            <w:tcW w:w="2060" w:type="dxa"/>
+            <w:tcW w:w="2074" w:type="dxa"/>
             <w:tcBorders>
               <w:top w:val="single" w:sz="4" w:space="0" w:color="auto"/>
               <w:left w:val="nil"/>
@@ -3329,7 +3329,7 @@
         </w:tc>
         <w:tc>
           <w:tcPr>
-            <w:tcW w:w="2060" w:type="dxa"/>
+            <w:tcW w:w="2074" w:type="dxa"/>
             <w:tcBorders>
               <w:top w:val="nil"/>
               <w:left w:val="nil"/>
@@ -3549,7 +3549,7 @@
         </w:tc>
         <w:tc>
           <w:tcPr>
-            <w:tcW w:w="2060" w:type="dxa"/>
+            <w:tcW w:w="2074" w:type="dxa"/>
             <w:tcBorders>
               <w:top w:val="nil"/>
               <w:left w:val="nil"/>
@@ -3768,7 +3768,7 @@
         </w:tc>
         <w:tc>
           <w:tcPr>
-            <w:tcW w:w="2060" w:type="dxa"/>
+            <w:tcW w:w="2074" w:type="dxa"/>
             <w:tcBorders>
               <w:top w:val="nil"/>
               <w:left w:val="nil"/>
@@ -3987,7 +3987,7 @@
         </w:tc>
         <w:tc>
           <w:tcPr>
-            <w:tcW w:w="2060" w:type="dxa"/>
+            <w:tcW w:w="2074" w:type="dxa"/>
             <w:tcBorders>
               <w:top w:val="nil"/>
               <w:left w:val="nil"/>
@@ -4206,7 +4206,7 @@
         </w:tc>
         <w:tc>
           <w:tcPr>
-            <w:tcW w:w="2060" w:type="dxa"/>
+            <w:tcW w:w="2074" w:type="dxa"/>
             <w:tcBorders>
               <w:top w:val="nil"/>
               <w:left w:val="nil"/>
@@ -4426,36 +4426,36 @@
         </w:tc>
         <w:tc>
           <w:tcPr>
-            <w:tcW w:w="2060" w:type="dxa"/>
-            <w:tcBorders>
-              <w:top w:val="nil"/>
-              <w:left w:val="nil"/>
-              <w:bottom w:val="single" w:sz="4" w:space="0" w:color="auto"/>
-              <w:right w:val="single" w:sz="4" w:space="0" w:color="auto"/>
-            </w:tcBorders>
-            <w:noWrap/>
-            <w:vAlign w:val="bottom"/>
-            <w:hideMark/>
-          </w:tcPr>
-          <w:p>
-            <w:pPr>
-              <w:rPr>
-                <w:rFonts w:ascii="Aptos Narrow" w:hAnsi="Aptos Narrow"/>
-                <w:color w:val="000000"/>
-                <w:sz w:val="24"/>
-                <w:szCs w:val="24"/>
-                <w:lang w:val="ru-BY"/>
-              </w:rPr>
-            </w:pPr>
-            <w:r>
-              <w:rPr>
-                <w:rFonts w:ascii="Aptos Narrow" w:hAnsi="Aptos Narrow"/>
-                <w:color w:val="000000"/>
-                <w:sz w:val="24"/>
-                <w:szCs w:val="24"/>
-                <w:lang w:val="ru-BY"/>
-              </w:rPr>
-              <w:t>( )</w:t>
+            <w:tcW w:w="2074" w:type="dxa"/>
+            <w:tcBorders>
+              <w:top w:val="nil"/>
+              <w:left w:val="nil"/>
+              <w:bottom w:val="single" w:sz="4" w:space="0" w:color="auto"/>
+              <w:right w:val="single" w:sz="4" w:space="0" w:color="auto"/>
+            </w:tcBorders>
+            <w:noWrap/>
+            <w:vAlign w:val="bottom"/>
+            <w:hideMark/>
+          </w:tcPr>
+          <w:p>
+            <w:pPr>
+              <w:rPr>
+                <w:rFonts w:ascii="Aptos Narrow" w:hAnsi="Aptos Narrow"/>
+                <w:color w:val="000000"/>
+                <w:sz w:val="24"/>
+                <w:szCs w:val="24"/>
+                <w:lang w:val="ru-BY"/>
+              </w:rPr>
+            </w:pPr>
+            <w:r>
+              <w:rPr>
+                <w:rFonts w:ascii="Aptos Narrow" w:hAnsi="Aptos Narrow"/>
+                <w:color w:val="000000"/>
+                <w:sz w:val="24"/>
+                <w:szCs w:val="24"/>
+                <w:lang w:val="ru-BY"/>
+              </w:rPr>
+              <w:t>const</w:t>
             </w:r>
           </w:p>
         </w:tc>
@@ -4645,36 +4645,36 @@
         </w:tc>
         <w:tc>
           <w:tcPr>
-            <w:tcW w:w="2060" w:type="dxa"/>
-            <w:tcBorders>
-              <w:top w:val="nil"/>
-              <w:left w:val="nil"/>
-              <w:bottom w:val="single" w:sz="4" w:space="0" w:color="auto"/>
-              <w:right w:val="single" w:sz="4" w:space="0" w:color="auto"/>
-            </w:tcBorders>
-            <w:noWrap/>
-            <w:vAlign w:val="bottom"/>
-            <w:hideMark/>
-          </w:tcPr>
-          <w:p>
-            <w:pPr>
-              <w:rPr>
-                <w:rFonts w:ascii="Aptos Narrow" w:hAnsi="Aptos Narrow"/>
-                <w:color w:val="000000"/>
-                <w:sz w:val="24"/>
-                <w:szCs w:val="24"/>
-                <w:lang w:val="ru-BY"/>
-              </w:rPr>
-            </w:pPr>
-            <w:r>
-              <w:rPr>
-                <w:rFonts w:ascii="Aptos Narrow" w:hAnsi="Aptos Narrow"/>
-                <w:color w:val="000000"/>
-                <w:sz w:val="24"/>
-                <w:szCs w:val="24"/>
-                <w:lang w:val="ru-BY"/>
-              </w:rPr>
-              <w:t>const</w:t>
+            <w:tcW w:w="2074" w:type="dxa"/>
+            <w:tcBorders>
+              <w:top w:val="nil"/>
+              <w:left w:val="nil"/>
+              <w:bottom w:val="single" w:sz="4" w:space="0" w:color="auto"/>
+              <w:right w:val="single" w:sz="4" w:space="0" w:color="auto"/>
+            </w:tcBorders>
+            <w:noWrap/>
+            <w:vAlign w:val="bottom"/>
+            <w:hideMark/>
+          </w:tcPr>
+          <w:p>
+            <w:pPr>
+              <w:rPr>
+                <w:rFonts w:ascii="Aptos Narrow" w:hAnsi="Aptos Narrow"/>
+                <w:color w:val="000000"/>
+                <w:sz w:val="24"/>
+                <w:szCs w:val="24"/>
+                <w:lang w:val="ru-BY"/>
+              </w:rPr>
+            </w:pPr>
+            <w:r>
+              <w:rPr>
+                <w:rFonts w:ascii="Aptos Narrow" w:hAnsi="Aptos Narrow"/>
+                <w:color w:val="000000"/>
+                <w:sz w:val="24"/>
+                <w:szCs w:val="24"/>
+                <w:lang w:val="ru-BY"/>
+              </w:rPr>
+              <w:t>log()</w:t>
             </w:r>
           </w:p>
         </w:tc>
@@ -4864,72 +4864,72 @@
         </w:tc>
         <w:tc>
           <w:tcPr>
-            <w:tcW w:w="2060" w:type="dxa"/>
-            <w:tcBorders>
-              <w:top w:val="nil"/>
-              <w:left w:val="nil"/>
-              <w:bottom w:val="single" w:sz="4" w:space="0" w:color="auto"/>
-              <w:right w:val="single" w:sz="4" w:space="0" w:color="auto"/>
-            </w:tcBorders>
-            <w:noWrap/>
-            <w:vAlign w:val="bottom"/>
-            <w:hideMark/>
-          </w:tcPr>
-          <w:p>
-            <w:pPr>
-              <w:rPr>
-                <w:rFonts w:ascii="Aptos Narrow" w:hAnsi="Aptos Narrow"/>
-                <w:color w:val="000000"/>
-                <w:sz w:val="24"/>
-                <w:szCs w:val="24"/>
-                <w:lang w:val="ru-BY"/>
-              </w:rPr>
-            </w:pPr>
-            <w:r>
-              <w:rPr>
-                <w:rFonts w:ascii="Aptos Narrow" w:hAnsi="Aptos Narrow"/>
-                <w:color w:val="000000"/>
-                <w:sz w:val="24"/>
-                <w:szCs w:val="24"/>
-                <w:lang w:val="ru-BY"/>
-              </w:rPr>
-              <w:t>log()</w:t>
-            </w:r>
-          </w:p>
-        </w:tc>
-        <w:tc>
-          <w:tcPr>
-            <w:tcW w:w="1300" w:type="dxa"/>
-            <w:tcBorders>
-              <w:top w:val="nil"/>
-              <w:left w:val="nil"/>
-              <w:bottom w:val="single" w:sz="4" w:space="0" w:color="auto"/>
-              <w:right w:val="single" w:sz="4" w:space="0" w:color="auto"/>
-            </w:tcBorders>
-            <w:noWrap/>
-            <w:vAlign w:val="bottom"/>
-            <w:hideMark/>
-          </w:tcPr>
-          <w:p>
-            <w:pPr>
-              <w:jc w:val="right"/>
-              <w:rPr>
-                <w:rFonts w:ascii="Aptos Narrow" w:hAnsi="Aptos Narrow"/>
-                <w:color w:val="000000"/>
-                <w:sz w:val="24"/>
-                <w:szCs w:val="24"/>
-                <w:lang w:val="ru-BY"/>
-              </w:rPr>
-            </w:pPr>
-            <w:r>
-              <w:rPr>
-                <w:rFonts w:ascii="Aptos Narrow" w:hAnsi="Aptos Narrow"/>
-                <w:color w:val="000000"/>
-                <w:sz w:val="24"/>
-                <w:szCs w:val="24"/>
-                <w:lang w:val="ru-BY"/>
-              </w:rPr>
-              <w:t>9</w:t>
+            <w:tcW w:w="2074" w:type="dxa"/>
+            <w:tcBorders>
+              <w:top w:val="nil"/>
+              <w:left w:val="nil"/>
+              <w:bottom w:val="single" w:sz="4" w:space="0" w:color="auto"/>
+              <w:right w:val="single" w:sz="4" w:space="0" w:color="auto"/>
+            </w:tcBorders>
+            <w:noWrap/>
+            <w:vAlign w:val="bottom"/>
+            <w:hideMark/>
+          </w:tcPr>
+          <w:p>
+            <w:pPr>
+              <w:rPr>
+                <w:rFonts w:ascii="Aptos Narrow" w:hAnsi="Aptos Narrow"/>
+                <w:color w:val="000000"/>
+                <w:sz w:val="24"/>
+                <w:szCs w:val="24"/>
+                <w:lang w:val="ru-BY"/>
+              </w:rPr>
+            </w:pPr>
+            <w:r>
+              <w:rPr>
+                <w:rFonts w:ascii="Aptos Narrow" w:hAnsi="Aptos Narrow"/>
+                <w:color w:val="000000"/>
+                <w:sz w:val="24"/>
+                <w:szCs w:val="24"/>
+                <w:lang w:val="ru-BY"/>
+              </w:rPr>
+              <w:t>:</w:t>
+            </w:r>
+          </w:p>
+        </w:tc>
+        <w:tc>
+          <w:tcPr>
+            <w:tcW w:w="1300" w:type="dxa"/>
+            <w:tcBorders>
+              <w:top w:val="nil"/>
+              <w:left w:val="nil"/>
+              <w:bottom w:val="single" w:sz="4" w:space="0" w:color="auto"/>
+              <w:right w:val="single" w:sz="4" w:space="0" w:color="auto"/>
+            </w:tcBorders>
+            <w:noWrap/>
+            <w:vAlign w:val="bottom"/>
+            <w:hideMark/>
+          </w:tcPr>
+          <w:p>
+            <w:pPr>
+              <w:jc w:val="right"/>
+              <w:rPr>
+                <w:rFonts w:ascii="Aptos Narrow" w:hAnsi="Aptos Narrow"/>
+                <w:color w:val="000000"/>
+                <w:sz w:val="24"/>
+                <w:szCs w:val="24"/>
+                <w:lang w:val="ru-BY"/>
+              </w:rPr>
+            </w:pPr>
+            <w:r>
+              <w:rPr>
+                <w:rFonts w:ascii="Aptos Narrow" w:hAnsi="Aptos Narrow"/>
+                <w:color w:val="000000"/>
+                <w:sz w:val="24"/>
+                <w:szCs w:val="24"/>
+                <w:lang w:val="ru-BY"/>
+              </w:rPr>
+              <w:t>8</w:t>
             </w:r>
           </w:p>
         </w:tc>
@@ -5083,36 +5083,36 @@
         </w:tc>
         <w:tc>
           <w:tcPr>
-            <w:tcW w:w="2060" w:type="dxa"/>
-            <w:tcBorders>
-              <w:top w:val="nil"/>
-              <w:left w:val="nil"/>
-              <w:bottom w:val="single" w:sz="4" w:space="0" w:color="auto"/>
-              <w:right w:val="single" w:sz="4" w:space="0" w:color="auto"/>
-            </w:tcBorders>
-            <w:noWrap/>
-            <w:vAlign w:val="bottom"/>
-            <w:hideMark/>
-          </w:tcPr>
-          <w:p>
-            <w:pPr>
-              <w:rPr>
-                <w:rFonts w:ascii="Aptos Narrow" w:hAnsi="Aptos Narrow"/>
-                <w:color w:val="000000"/>
-                <w:sz w:val="24"/>
-                <w:szCs w:val="24"/>
-                <w:lang w:val="ru-BY"/>
-              </w:rPr>
-            </w:pPr>
-            <w:r>
-              <w:rPr>
-                <w:rFonts w:ascii="Aptos Narrow" w:hAnsi="Aptos Narrow"/>
-                <w:color w:val="000000"/>
-                <w:sz w:val="24"/>
-                <w:szCs w:val="24"/>
-                <w:lang w:val="ru-BY"/>
-              </w:rPr>
-              <w:t>:</w:t>
+            <w:tcW w:w="2074" w:type="dxa"/>
+            <w:tcBorders>
+              <w:top w:val="nil"/>
+              <w:left w:val="nil"/>
+              <w:bottom w:val="single" w:sz="4" w:space="0" w:color="auto"/>
+              <w:right w:val="single" w:sz="4" w:space="0" w:color="auto"/>
+            </w:tcBorders>
+            <w:noWrap/>
+            <w:vAlign w:val="bottom"/>
+            <w:hideMark/>
+          </w:tcPr>
+          <w:p>
+            <w:pPr>
+              <w:rPr>
+                <w:rFonts w:ascii="Aptos Narrow" w:hAnsi="Aptos Narrow"/>
+                <w:color w:val="000000"/>
+                <w:sz w:val="24"/>
+                <w:szCs w:val="24"/>
+                <w:lang w:val="ru-BY"/>
+              </w:rPr>
+            </w:pPr>
+            <w:r>
+              <w:rPr>
+                <w:rFonts w:ascii="Aptos Narrow" w:hAnsi="Aptos Narrow"/>
+                <w:color w:val="000000"/>
+                <w:sz w:val="24"/>
+                <w:szCs w:val="24"/>
+                <w:lang w:val="ru-BY"/>
+              </w:rPr>
+              <w:t>return</w:t>
             </w:r>
           </w:p>
         </w:tc>
@@ -5302,72 +5302,72 @@
         </w:tc>
         <w:tc>
           <w:tcPr>
-            <w:tcW w:w="2060" w:type="dxa"/>
-            <w:tcBorders>
-              <w:top w:val="nil"/>
-              <w:left w:val="nil"/>
-              <w:bottom w:val="single" w:sz="4" w:space="0" w:color="auto"/>
-              <w:right w:val="single" w:sz="4" w:space="0" w:color="auto"/>
-            </w:tcBorders>
-            <w:noWrap/>
-            <w:vAlign w:val="bottom"/>
-            <w:hideMark/>
-          </w:tcPr>
-          <w:p>
-            <w:pPr>
-              <w:rPr>
-                <w:rFonts w:ascii="Aptos Narrow" w:hAnsi="Aptos Narrow"/>
-                <w:color w:val="000000"/>
-                <w:sz w:val="24"/>
-                <w:szCs w:val="24"/>
-                <w:lang w:val="ru-BY"/>
-              </w:rPr>
-            </w:pPr>
-            <w:r>
-              <w:rPr>
-                <w:rFonts w:ascii="Aptos Narrow" w:hAnsi="Aptos Narrow"/>
-                <w:color w:val="000000"/>
-                <w:sz w:val="24"/>
-                <w:szCs w:val="24"/>
-                <w:lang w:val="ru-BY"/>
-              </w:rPr>
-              <w:t>return</w:t>
-            </w:r>
-          </w:p>
-        </w:tc>
-        <w:tc>
-          <w:tcPr>
-            <w:tcW w:w="1300" w:type="dxa"/>
-            <w:tcBorders>
-              <w:top w:val="nil"/>
-              <w:left w:val="nil"/>
-              <w:bottom w:val="single" w:sz="4" w:space="0" w:color="auto"/>
-              <w:right w:val="single" w:sz="4" w:space="0" w:color="auto"/>
-            </w:tcBorders>
-            <w:noWrap/>
-            <w:vAlign w:val="bottom"/>
-            <w:hideMark/>
-          </w:tcPr>
-          <w:p>
-            <w:pPr>
-              <w:jc w:val="right"/>
-              <w:rPr>
-                <w:rFonts w:ascii="Aptos Narrow" w:hAnsi="Aptos Narrow"/>
-                <w:color w:val="000000"/>
-                <w:sz w:val="24"/>
-                <w:szCs w:val="24"/>
-                <w:lang w:val="ru-BY"/>
-              </w:rPr>
-            </w:pPr>
-            <w:r>
-              <w:rPr>
-                <w:rFonts w:ascii="Aptos Narrow" w:hAnsi="Aptos Narrow"/>
-                <w:color w:val="000000"/>
-                <w:sz w:val="24"/>
-                <w:szCs w:val="24"/>
-                <w:lang w:val="ru-BY"/>
-              </w:rPr>
-              <w:t>8</w:t>
+            <w:tcW w:w="2074" w:type="dxa"/>
+            <w:tcBorders>
+              <w:top w:val="nil"/>
+              <w:left w:val="nil"/>
+              <w:bottom w:val="single" w:sz="4" w:space="0" w:color="auto"/>
+              <w:right w:val="single" w:sz="4" w:space="0" w:color="auto"/>
+            </w:tcBorders>
+            <w:noWrap/>
+            <w:vAlign w:val="bottom"/>
+            <w:hideMark/>
+          </w:tcPr>
+          <w:p>
+            <w:pPr>
+              <w:rPr>
+                <w:rFonts w:ascii="Aptos Narrow" w:hAnsi="Aptos Narrow"/>
+                <w:color w:val="000000"/>
+                <w:sz w:val="24"/>
+                <w:szCs w:val="24"/>
+                <w:lang w:val="ru-BY"/>
+              </w:rPr>
+            </w:pPr>
+            <w:r>
+              <w:rPr>
+                <w:rFonts w:ascii="Aptos Narrow" w:hAnsi="Aptos Narrow"/>
+                <w:color w:val="000000"/>
+                <w:sz w:val="24"/>
+                <w:szCs w:val="24"/>
+                <w:lang w:val="ru-BY"/>
+              </w:rPr>
+              <w:t>let</w:t>
+            </w:r>
+          </w:p>
+        </w:tc>
+        <w:tc>
+          <w:tcPr>
+            <w:tcW w:w="1300" w:type="dxa"/>
+            <w:tcBorders>
+              <w:top w:val="nil"/>
+              <w:left w:val="nil"/>
+              <w:bottom w:val="single" w:sz="4" w:space="0" w:color="auto"/>
+              <w:right w:val="single" w:sz="4" w:space="0" w:color="auto"/>
+            </w:tcBorders>
+            <w:noWrap/>
+            <w:vAlign w:val="bottom"/>
+            <w:hideMark/>
+          </w:tcPr>
+          <w:p>
+            <w:pPr>
+              <w:jc w:val="right"/>
+              <w:rPr>
+                <w:rFonts w:ascii="Aptos Narrow" w:hAnsi="Aptos Narrow"/>
+                <w:color w:val="000000"/>
+                <w:sz w:val="24"/>
+                <w:szCs w:val="24"/>
+                <w:lang w:val="ru-BY"/>
+              </w:rPr>
+            </w:pPr>
+            <w:r>
+              <w:rPr>
+                <w:rFonts w:ascii="Aptos Narrow" w:hAnsi="Aptos Narrow"/>
+                <w:color w:val="000000"/>
+                <w:sz w:val="24"/>
+                <w:szCs w:val="24"/>
+                <w:lang w:val="ru-BY"/>
+              </w:rPr>
+              <w:t>6</w:t>
             </w:r>
           </w:p>
         </w:tc>
@@ -5521,72 +5521,72 @@
         </w:tc>
         <w:tc>
           <w:tcPr>
-            <w:tcW w:w="2060" w:type="dxa"/>
-            <w:tcBorders>
-              <w:top w:val="nil"/>
-              <w:left w:val="nil"/>
-              <w:bottom w:val="single" w:sz="4" w:space="0" w:color="auto"/>
-              <w:right w:val="single" w:sz="4" w:space="0" w:color="auto"/>
-            </w:tcBorders>
-            <w:noWrap/>
-            <w:vAlign w:val="bottom"/>
-            <w:hideMark/>
-          </w:tcPr>
-          <w:p>
-            <w:pPr>
-              <w:rPr>
-                <w:rFonts w:ascii="Aptos Narrow" w:hAnsi="Aptos Narrow"/>
-                <w:color w:val="000000"/>
-                <w:sz w:val="24"/>
-                <w:szCs w:val="24"/>
-                <w:lang w:val="ru-BY"/>
-              </w:rPr>
-            </w:pPr>
-            <w:r>
-              <w:rPr>
-                <w:rFonts w:ascii="Aptos Narrow" w:hAnsi="Aptos Narrow"/>
-                <w:color w:val="000000"/>
-                <w:sz w:val="24"/>
-                <w:szCs w:val="24"/>
-                <w:lang w:val="ru-BY"/>
-              </w:rPr>
-              <w:t>let</w:t>
-            </w:r>
-          </w:p>
-        </w:tc>
-        <w:tc>
-          <w:tcPr>
-            <w:tcW w:w="1300" w:type="dxa"/>
-            <w:tcBorders>
-              <w:top w:val="nil"/>
-              <w:left w:val="nil"/>
-              <w:bottom w:val="single" w:sz="4" w:space="0" w:color="auto"/>
-              <w:right w:val="single" w:sz="4" w:space="0" w:color="auto"/>
-            </w:tcBorders>
-            <w:noWrap/>
-            <w:vAlign w:val="bottom"/>
-            <w:hideMark/>
-          </w:tcPr>
-          <w:p>
-            <w:pPr>
-              <w:jc w:val="right"/>
-              <w:rPr>
-                <w:rFonts w:ascii="Aptos Narrow" w:hAnsi="Aptos Narrow"/>
-                <w:color w:val="000000"/>
-                <w:sz w:val="24"/>
-                <w:szCs w:val="24"/>
-                <w:lang w:val="ru-BY"/>
-              </w:rPr>
-            </w:pPr>
-            <w:r>
-              <w:rPr>
-                <w:rFonts w:ascii="Aptos Narrow" w:hAnsi="Aptos Narrow"/>
-                <w:color w:val="000000"/>
-                <w:sz w:val="24"/>
-                <w:szCs w:val="24"/>
-                <w:lang w:val="ru-BY"/>
-              </w:rPr>
-              <w:t>6</w:t>
+            <w:tcW w:w="2074" w:type="dxa"/>
+            <w:tcBorders>
+              <w:top w:val="nil"/>
+              <w:left w:val="nil"/>
+              <w:bottom w:val="single" w:sz="4" w:space="0" w:color="auto"/>
+              <w:right w:val="single" w:sz="4" w:space="0" w:color="auto"/>
+            </w:tcBorders>
+            <w:noWrap/>
+            <w:vAlign w:val="bottom"/>
+            <w:hideMark/>
+          </w:tcPr>
+          <w:p>
+            <w:pPr>
+              <w:rPr>
+                <w:rFonts w:ascii="Aptos Narrow" w:hAnsi="Aptos Narrow"/>
+                <w:color w:val="000000"/>
+                <w:sz w:val="24"/>
+                <w:szCs w:val="24"/>
+                <w:lang w:val="ru-BY"/>
+              </w:rPr>
+            </w:pPr>
+            <w:r>
+              <w:rPr>
+                <w:rFonts w:ascii="Aptos Narrow" w:hAnsi="Aptos Narrow"/>
+                <w:color w:val="000000"/>
+                <w:sz w:val="24"/>
+                <w:szCs w:val="24"/>
+                <w:lang w:val="ru-BY"/>
+              </w:rPr>
+              <w:t>[ ]</w:t>
+            </w:r>
+          </w:p>
+        </w:tc>
+        <w:tc>
+          <w:tcPr>
+            <w:tcW w:w="1300" w:type="dxa"/>
+            <w:tcBorders>
+              <w:top w:val="nil"/>
+              <w:left w:val="nil"/>
+              <w:bottom w:val="single" w:sz="4" w:space="0" w:color="auto"/>
+              <w:right w:val="single" w:sz="4" w:space="0" w:color="auto"/>
+            </w:tcBorders>
+            <w:noWrap/>
+            <w:vAlign w:val="bottom"/>
+            <w:hideMark/>
+          </w:tcPr>
+          <w:p>
+            <w:pPr>
+              <w:jc w:val="right"/>
+              <w:rPr>
+                <w:rFonts w:ascii="Aptos Narrow" w:hAnsi="Aptos Narrow"/>
+                <w:color w:val="000000"/>
+                <w:sz w:val="24"/>
+                <w:szCs w:val="24"/>
+                <w:lang w:val="ru-BY"/>
+              </w:rPr>
+            </w:pPr>
+            <w:r>
+              <w:rPr>
+                <w:rFonts w:ascii="Aptos Narrow" w:hAnsi="Aptos Narrow"/>
+                <w:color w:val="000000"/>
+                <w:sz w:val="24"/>
+                <w:szCs w:val="24"/>
+                <w:lang w:val="ru-BY"/>
+              </w:rPr>
+              <w:t>5</w:t>
             </w:r>
           </w:p>
         </w:tc>
@@ -5740,36 +5740,36 @@
         </w:tc>
         <w:tc>
           <w:tcPr>
-            <w:tcW w:w="2060" w:type="dxa"/>
-            <w:tcBorders>
-              <w:top w:val="nil"/>
-              <w:left w:val="nil"/>
-              <w:bottom w:val="single" w:sz="4" w:space="0" w:color="auto"/>
-              <w:right w:val="single" w:sz="4" w:space="0" w:color="auto"/>
-            </w:tcBorders>
-            <w:noWrap/>
-            <w:vAlign w:val="bottom"/>
-            <w:hideMark/>
-          </w:tcPr>
-          <w:p>
-            <w:pPr>
-              <w:rPr>
-                <w:rFonts w:ascii="Aptos Narrow" w:hAnsi="Aptos Narrow"/>
-                <w:color w:val="000000"/>
-                <w:sz w:val="24"/>
-                <w:szCs w:val="24"/>
-                <w:lang w:val="ru-BY"/>
-              </w:rPr>
-            </w:pPr>
-            <w:r>
-              <w:rPr>
-                <w:rFonts w:ascii="Aptos Narrow" w:hAnsi="Aptos Narrow"/>
-                <w:color w:val="000000"/>
-                <w:sz w:val="24"/>
-                <w:szCs w:val="24"/>
-                <w:lang w:val="ru-BY"/>
-              </w:rPr>
-              <w:t>[ ]</w:t>
+            <w:tcW w:w="2074" w:type="dxa"/>
+            <w:tcBorders>
+              <w:top w:val="nil"/>
+              <w:left w:val="nil"/>
+              <w:bottom w:val="single" w:sz="4" w:space="0" w:color="auto"/>
+              <w:right w:val="single" w:sz="4" w:space="0" w:color="auto"/>
+            </w:tcBorders>
+            <w:noWrap/>
+            <w:vAlign w:val="bottom"/>
+            <w:hideMark/>
+          </w:tcPr>
+          <w:p>
+            <w:pPr>
+              <w:rPr>
+                <w:rFonts w:ascii="Aptos Narrow" w:hAnsi="Aptos Narrow"/>
+                <w:color w:val="000000"/>
+                <w:sz w:val="24"/>
+                <w:szCs w:val="24"/>
+                <w:lang w:val="ru-BY"/>
+              </w:rPr>
+            </w:pPr>
+            <w:r>
+              <w:rPr>
+                <w:rFonts w:ascii="Aptos Narrow" w:hAnsi="Aptos Narrow"/>
+                <w:color w:val="000000"/>
+                <w:sz w:val="24"/>
+                <w:szCs w:val="24"/>
+                <w:lang w:val="ru-BY"/>
+              </w:rPr>
+              <w:t>function</w:t>
             </w:r>
           </w:p>
         </w:tc>
@@ -5959,72 +5959,72 @@
         </w:tc>
         <w:tc>
           <w:tcPr>
-            <w:tcW w:w="2060" w:type="dxa"/>
-            <w:tcBorders>
-              <w:top w:val="nil"/>
-              <w:left w:val="nil"/>
-              <w:bottom w:val="single" w:sz="4" w:space="0" w:color="auto"/>
-              <w:right w:val="single" w:sz="4" w:space="0" w:color="auto"/>
-            </w:tcBorders>
-            <w:noWrap/>
-            <w:vAlign w:val="bottom"/>
-            <w:hideMark/>
-          </w:tcPr>
-          <w:p>
-            <w:pPr>
-              <w:rPr>
-                <w:rFonts w:ascii="Aptos Narrow" w:hAnsi="Aptos Narrow"/>
-                <w:color w:val="000000"/>
-                <w:sz w:val="24"/>
-                <w:szCs w:val="24"/>
-                <w:lang w:val="ru-BY"/>
-              </w:rPr>
-            </w:pPr>
-            <w:r>
-              <w:rPr>
-                <w:rFonts w:ascii="Aptos Narrow" w:hAnsi="Aptos Narrow"/>
-                <w:color w:val="000000"/>
-                <w:sz w:val="24"/>
-                <w:szCs w:val="24"/>
-                <w:lang w:val="ru-BY"/>
-              </w:rPr>
-              <w:t>function</w:t>
-            </w:r>
-          </w:p>
-        </w:tc>
-        <w:tc>
-          <w:tcPr>
-            <w:tcW w:w="1300" w:type="dxa"/>
-            <w:tcBorders>
-              <w:top w:val="nil"/>
-              <w:left w:val="nil"/>
-              <w:bottom w:val="single" w:sz="4" w:space="0" w:color="auto"/>
-              <w:right w:val="single" w:sz="4" w:space="0" w:color="auto"/>
-            </w:tcBorders>
-            <w:noWrap/>
-            <w:vAlign w:val="bottom"/>
-            <w:hideMark/>
-          </w:tcPr>
-          <w:p>
-            <w:pPr>
-              <w:jc w:val="right"/>
-              <w:rPr>
-                <w:rFonts w:ascii="Aptos Narrow" w:hAnsi="Aptos Narrow"/>
-                <w:color w:val="000000"/>
-                <w:sz w:val="24"/>
-                <w:szCs w:val="24"/>
-                <w:lang w:val="ru-BY"/>
-              </w:rPr>
-            </w:pPr>
-            <w:r>
-              <w:rPr>
-                <w:rFonts w:ascii="Aptos Narrow" w:hAnsi="Aptos Narrow"/>
-                <w:color w:val="000000"/>
-                <w:sz w:val="24"/>
-                <w:szCs w:val="24"/>
-                <w:lang w:val="ru-BY"/>
-              </w:rPr>
-              <w:t>5</w:t>
+            <w:tcW w:w="2074" w:type="dxa"/>
+            <w:tcBorders>
+              <w:top w:val="nil"/>
+              <w:left w:val="nil"/>
+              <w:bottom w:val="single" w:sz="4" w:space="0" w:color="auto"/>
+              <w:right w:val="single" w:sz="4" w:space="0" w:color="auto"/>
+            </w:tcBorders>
+            <w:noWrap/>
+            <w:vAlign w:val="bottom"/>
+            <w:hideMark/>
+          </w:tcPr>
+          <w:p>
+            <w:pPr>
+              <w:rPr>
+                <w:rFonts w:ascii="Aptos Narrow" w:hAnsi="Aptos Narrow"/>
+                <w:color w:val="000000"/>
+                <w:sz w:val="24"/>
+                <w:szCs w:val="24"/>
+                <w:lang w:val="ru-BY"/>
+              </w:rPr>
+            </w:pPr>
+            <w:r>
+              <w:rPr>
+                <w:rFonts w:ascii="Aptos Narrow" w:hAnsi="Aptos Narrow"/>
+                <w:color w:val="000000"/>
+                <w:sz w:val="24"/>
+                <w:szCs w:val="24"/>
+                <w:lang w:val="ru-BY"/>
+              </w:rPr>
+              <w:t>if</w:t>
+            </w:r>
+          </w:p>
+        </w:tc>
+        <w:tc>
+          <w:tcPr>
+            <w:tcW w:w="1300" w:type="dxa"/>
+            <w:tcBorders>
+              <w:top w:val="nil"/>
+              <w:left w:val="nil"/>
+              <w:bottom w:val="single" w:sz="4" w:space="0" w:color="auto"/>
+              <w:right w:val="single" w:sz="4" w:space="0" w:color="auto"/>
+            </w:tcBorders>
+            <w:noWrap/>
+            <w:vAlign w:val="bottom"/>
+            <w:hideMark/>
+          </w:tcPr>
+          <w:p>
+            <w:pPr>
+              <w:jc w:val="right"/>
+              <w:rPr>
+                <w:rFonts w:ascii="Aptos Narrow" w:hAnsi="Aptos Narrow"/>
+                <w:color w:val="000000"/>
+                <w:sz w:val="24"/>
+                <w:szCs w:val="24"/>
+                <w:lang w:val="ru-BY"/>
+              </w:rPr>
+            </w:pPr>
+            <w:r>
+              <w:rPr>
+                <w:rFonts w:ascii="Aptos Narrow" w:hAnsi="Aptos Narrow"/>
+                <w:color w:val="000000"/>
+                <w:sz w:val="24"/>
+                <w:szCs w:val="24"/>
+                <w:lang w:val="ru-BY"/>
+              </w:rPr>
+              <w:t>4</w:t>
             </w:r>
           </w:p>
         </w:tc>
@@ -6178,72 +6178,72 @@
         </w:tc>
         <w:tc>
           <w:tcPr>
-            <w:tcW w:w="2060" w:type="dxa"/>
-            <w:tcBorders>
-              <w:top w:val="nil"/>
-              <w:left w:val="nil"/>
-              <w:bottom w:val="single" w:sz="4" w:space="0" w:color="auto"/>
-              <w:right w:val="single" w:sz="4" w:space="0" w:color="auto"/>
-            </w:tcBorders>
-            <w:noWrap/>
-            <w:vAlign w:val="bottom"/>
-            <w:hideMark/>
-          </w:tcPr>
-          <w:p>
-            <w:pPr>
-              <w:rPr>
-                <w:rFonts w:ascii="Aptos Narrow" w:hAnsi="Aptos Narrow"/>
-                <w:color w:val="000000"/>
-                <w:sz w:val="24"/>
-                <w:szCs w:val="24"/>
-                <w:lang w:val="ru-BY"/>
-              </w:rPr>
-            </w:pPr>
-            <w:r>
-              <w:rPr>
-                <w:rFonts w:ascii="Aptos Narrow" w:hAnsi="Aptos Narrow"/>
-                <w:color w:val="000000"/>
-                <w:sz w:val="24"/>
-                <w:szCs w:val="24"/>
-                <w:lang w:val="ru-BY"/>
-              </w:rPr>
-              <w:t>if</w:t>
-            </w:r>
-          </w:p>
-        </w:tc>
-        <w:tc>
-          <w:tcPr>
-            <w:tcW w:w="1300" w:type="dxa"/>
-            <w:tcBorders>
-              <w:top w:val="nil"/>
-              <w:left w:val="nil"/>
-              <w:bottom w:val="single" w:sz="4" w:space="0" w:color="auto"/>
-              <w:right w:val="single" w:sz="4" w:space="0" w:color="auto"/>
-            </w:tcBorders>
-            <w:noWrap/>
-            <w:vAlign w:val="bottom"/>
-            <w:hideMark/>
-          </w:tcPr>
-          <w:p>
-            <w:pPr>
-              <w:jc w:val="right"/>
-              <w:rPr>
-                <w:rFonts w:ascii="Aptos Narrow" w:hAnsi="Aptos Narrow"/>
-                <w:color w:val="000000"/>
-                <w:sz w:val="24"/>
-                <w:szCs w:val="24"/>
-                <w:lang w:val="ru-BY"/>
-              </w:rPr>
-            </w:pPr>
-            <w:r>
-              <w:rPr>
-                <w:rFonts w:ascii="Aptos Narrow" w:hAnsi="Aptos Narrow"/>
-                <w:color w:val="000000"/>
-                <w:sz w:val="24"/>
-                <w:szCs w:val="24"/>
-                <w:lang w:val="ru-BY"/>
-              </w:rPr>
-              <w:t>4</w:t>
+            <w:tcW w:w="2074" w:type="dxa"/>
+            <w:tcBorders>
+              <w:top w:val="nil"/>
+              <w:left w:val="nil"/>
+              <w:bottom w:val="single" w:sz="4" w:space="0" w:color="auto"/>
+              <w:right w:val="single" w:sz="4" w:space="0" w:color="auto"/>
+            </w:tcBorders>
+            <w:noWrap/>
+            <w:vAlign w:val="bottom"/>
+            <w:hideMark/>
+          </w:tcPr>
+          <w:p>
+            <w:pPr>
+              <w:rPr>
+                <w:rFonts w:ascii="Aptos Narrow" w:hAnsi="Aptos Narrow"/>
+                <w:color w:val="000000"/>
+                <w:sz w:val="24"/>
+                <w:szCs w:val="24"/>
+                <w:lang w:val="ru-BY"/>
+              </w:rPr>
+            </w:pPr>
+            <w:r>
+              <w:rPr>
+                <w:rFonts w:ascii="Aptos Narrow" w:hAnsi="Aptos Narrow"/>
+                <w:color w:val="000000"/>
+                <w:sz w:val="24"/>
+                <w:szCs w:val="24"/>
+                <w:lang w:val="ru-BY"/>
+              </w:rPr>
+              <w:t>!==</w:t>
+            </w:r>
+          </w:p>
+        </w:tc>
+        <w:tc>
+          <w:tcPr>
+            <w:tcW w:w="1300" w:type="dxa"/>
+            <w:tcBorders>
+              <w:top w:val="nil"/>
+              <w:left w:val="nil"/>
+              <w:bottom w:val="single" w:sz="4" w:space="0" w:color="auto"/>
+              <w:right w:val="single" w:sz="4" w:space="0" w:color="auto"/>
+            </w:tcBorders>
+            <w:noWrap/>
+            <w:vAlign w:val="bottom"/>
+            <w:hideMark/>
+          </w:tcPr>
+          <w:p>
+            <w:pPr>
+              <w:jc w:val="right"/>
+              <w:rPr>
+                <w:rFonts w:ascii="Aptos Narrow" w:hAnsi="Aptos Narrow"/>
+                <w:color w:val="000000"/>
+                <w:sz w:val="24"/>
+                <w:szCs w:val="24"/>
+                <w:lang w:val="ru-BY"/>
+              </w:rPr>
+            </w:pPr>
+            <w:r>
+              <w:rPr>
+                <w:rFonts w:ascii="Aptos Narrow" w:hAnsi="Aptos Narrow"/>
+                <w:color w:val="000000"/>
+                <w:sz w:val="24"/>
+                <w:szCs w:val="24"/>
+                <w:lang w:val="ru-BY"/>
+              </w:rPr>
+              <w:t>3</w:t>
             </w:r>
           </w:p>
         </w:tc>
@@ -6397,36 +6397,36 @@
         </w:tc>
         <w:tc>
           <w:tcPr>
-            <w:tcW w:w="2060" w:type="dxa"/>
-            <w:tcBorders>
-              <w:top w:val="nil"/>
-              <w:left w:val="nil"/>
-              <w:bottom w:val="single" w:sz="4" w:space="0" w:color="auto"/>
-              <w:right w:val="single" w:sz="4" w:space="0" w:color="auto"/>
-            </w:tcBorders>
-            <w:noWrap/>
-            <w:vAlign w:val="bottom"/>
-            <w:hideMark/>
-          </w:tcPr>
-          <w:p>
-            <w:pPr>
-              <w:rPr>
-                <w:rFonts w:ascii="Aptos Narrow" w:hAnsi="Aptos Narrow"/>
-                <w:color w:val="000000"/>
-                <w:sz w:val="24"/>
-                <w:szCs w:val="24"/>
-                <w:lang w:val="ru-BY"/>
-              </w:rPr>
-            </w:pPr>
-            <w:r>
-              <w:rPr>
-                <w:rFonts w:ascii="Aptos Narrow" w:hAnsi="Aptos Narrow"/>
-                <w:color w:val="000000"/>
-                <w:sz w:val="24"/>
-                <w:szCs w:val="24"/>
-                <w:lang w:val="ru-BY"/>
-              </w:rPr>
-              <w:t>!==</w:t>
+            <w:tcW w:w="2074" w:type="dxa"/>
+            <w:tcBorders>
+              <w:top w:val="nil"/>
+              <w:left w:val="nil"/>
+              <w:bottom w:val="single" w:sz="4" w:space="0" w:color="auto"/>
+              <w:right w:val="single" w:sz="4" w:space="0" w:color="auto"/>
+            </w:tcBorders>
+            <w:noWrap/>
+            <w:vAlign w:val="bottom"/>
+            <w:hideMark/>
+          </w:tcPr>
+          <w:p>
+            <w:pPr>
+              <w:rPr>
+                <w:rFonts w:ascii="Aptos Narrow" w:hAnsi="Aptos Narrow"/>
+                <w:color w:val="000000"/>
+                <w:sz w:val="24"/>
+                <w:szCs w:val="24"/>
+                <w:lang w:val="ru-BY"/>
+              </w:rPr>
+            </w:pPr>
+            <w:r>
+              <w:rPr>
+                <w:rFonts w:ascii="Aptos Narrow" w:hAnsi="Aptos Narrow"/>
+                <w:color w:val="000000"/>
+                <w:sz w:val="24"/>
+                <w:szCs w:val="24"/>
+                <w:lang w:val="ru-BY"/>
+              </w:rPr>
+              <w:t>&lt;=</w:t>
             </w:r>
           </w:p>
         </w:tc>
@@ -6616,36 +6616,36 @@
         </w:tc>
         <w:tc>
           <w:tcPr>
-            <w:tcW w:w="2060" w:type="dxa"/>
-            <w:tcBorders>
-              <w:top w:val="nil"/>
-              <w:left w:val="nil"/>
-              <w:bottom w:val="single" w:sz="4" w:space="0" w:color="auto"/>
-              <w:right w:val="single" w:sz="4" w:space="0" w:color="auto"/>
-            </w:tcBorders>
-            <w:noWrap/>
-            <w:vAlign w:val="bottom"/>
-            <w:hideMark/>
-          </w:tcPr>
-          <w:p>
-            <w:pPr>
-              <w:rPr>
-                <w:rFonts w:ascii="Aptos Narrow" w:hAnsi="Aptos Narrow"/>
-                <w:color w:val="000000"/>
-                <w:sz w:val="24"/>
-                <w:szCs w:val="24"/>
-                <w:lang w:val="ru-BY"/>
-              </w:rPr>
-            </w:pPr>
-            <w:r>
-              <w:rPr>
-                <w:rFonts w:ascii="Aptos Narrow" w:hAnsi="Aptos Narrow"/>
-                <w:color w:val="000000"/>
-                <w:sz w:val="24"/>
-                <w:szCs w:val="24"/>
-                <w:lang w:val="ru-BY"/>
-              </w:rPr>
-              <w:t>&lt;=</w:t>
+            <w:tcW w:w="2074" w:type="dxa"/>
+            <w:tcBorders>
+              <w:top w:val="nil"/>
+              <w:left w:val="nil"/>
+              <w:bottom w:val="single" w:sz="4" w:space="0" w:color="auto"/>
+              <w:right w:val="single" w:sz="4" w:space="0" w:color="auto"/>
+            </w:tcBorders>
+            <w:noWrap/>
+            <w:vAlign w:val="bottom"/>
+            <w:hideMark/>
+          </w:tcPr>
+          <w:p>
+            <w:pPr>
+              <w:rPr>
+                <w:rFonts w:ascii="Aptos Narrow" w:hAnsi="Aptos Narrow"/>
+                <w:color w:val="000000"/>
+                <w:sz w:val="24"/>
+                <w:szCs w:val="24"/>
+                <w:lang w:val="ru-BY"/>
+              </w:rPr>
+            </w:pPr>
+            <w:r>
+              <w:rPr>
+                <w:rFonts w:ascii="Aptos Narrow" w:hAnsi="Aptos Narrow"/>
+                <w:color w:val="000000"/>
+                <w:sz w:val="24"/>
+                <w:szCs w:val="24"/>
+                <w:lang w:val="ru-BY"/>
+              </w:rPr>
+              <w:t>case</w:t>
             </w:r>
           </w:p>
         </w:tc>
@@ -6835,72 +6835,72 @@
         </w:tc>
         <w:tc>
           <w:tcPr>
-            <w:tcW w:w="2060" w:type="dxa"/>
-            <w:tcBorders>
-              <w:top w:val="nil"/>
-              <w:left w:val="nil"/>
-              <w:bottom w:val="single" w:sz="4" w:space="0" w:color="auto"/>
-              <w:right w:val="single" w:sz="4" w:space="0" w:color="auto"/>
-            </w:tcBorders>
-            <w:noWrap/>
-            <w:vAlign w:val="bottom"/>
-            <w:hideMark/>
-          </w:tcPr>
-          <w:p>
-            <w:pPr>
-              <w:rPr>
-                <w:rFonts w:ascii="Aptos Narrow" w:hAnsi="Aptos Narrow"/>
-                <w:color w:val="000000"/>
-                <w:sz w:val="24"/>
-                <w:szCs w:val="24"/>
-                <w:lang w:val="ru-BY"/>
-              </w:rPr>
-            </w:pPr>
-            <w:r>
-              <w:rPr>
-                <w:rFonts w:ascii="Aptos Narrow" w:hAnsi="Aptos Narrow"/>
-                <w:color w:val="000000"/>
-                <w:sz w:val="24"/>
-                <w:szCs w:val="24"/>
-                <w:lang w:val="ru-BY"/>
-              </w:rPr>
-              <w:t>case</w:t>
-            </w:r>
-          </w:p>
-        </w:tc>
-        <w:tc>
-          <w:tcPr>
-            <w:tcW w:w="1300" w:type="dxa"/>
-            <w:tcBorders>
-              <w:top w:val="nil"/>
-              <w:left w:val="nil"/>
-              <w:bottom w:val="single" w:sz="4" w:space="0" w:color="auto"/>
-              <w:right w:val="single" w:sz="4" w:space="0" w:color="auto"/>
-            </w:tcBorders>
-            <w:noWrap/>
-            <w:vAlign w:val="bottom"/>
-            <w:hideMark/>
-          </w:tcPr>
-          <w:p>
-            <w:pPr>
-              <w:jc w:val="right"/>
-              <w:rPr>
-                <w:rFonts w:ascii="Aptos Narrow" w:hAnsi="Aptos Narrow"/>
-                <w:color w:val="000000"/>
-                <w:sz w:val="24"/>
-                <w:szCs w:val="24"/>
-                <w:lang w:val="ru-BY"/>
-              </w:rPr>
-            </w:pPr>
-            <w:r>
-              <w:rPr>
-                <w:rFonts w:ascii="Aptos Narrow" w:hAnsi="Aptos Narrow"/>
-                <w:color w:val="000000"/>
-                <w:sz w:val="24"/>
-                <w:szCs w:val="24"/>
-                <w:lang w:val="ru-BY"/>
-              </w:rPr>
-              <w:t>3</w:t>
+            <w:tcW w:w="2074" w:type="dxa"/>
+            <w:tcBorders>
+              <w:top w:val="nil"/>
+              <w:left w:val="nil"/>
+              <w:bottom w:val="single" w:sz="4" w:space="0" w:color="auto"/>
+              <w:right w:val="single" w:sz="4" w:space="0" w:color="auto"/>
+            </w:tcBorders>
+            <w:noWrap/>
+            <w:vAlign w:val="bottom"/>
+            <w:hideMark/>
+          </w:tcPr>
+          <w:p>
+            <w:pPr>
+              <w:rPr>
+                <w:rFonts w:ascii="Aptos Narrow" w:hAnsi="Aptos Narrow"/>
+                <w:color w:val="000000"/>
+                <w:sz w:val="24"/>
+                <w:szCs w:val="24"/>
+                <w:lang w:val="ru-BY"/>
+              </w:rPr>
+            </w:pPr>
+            <w:r>
+              <w:rPr>
+                <w:rFonts w:ascii="Aptos Narrow" w:hAnsi="Aptos Narrow"/>
+                <w:color w:val="000000"/>
+                <w:sz w:val="24"/>
+                <w:szCs w:val="24"/>
+                <w:lang w:val="ru-BY"/>
+              </w:rPr>
+              <w:t>&amp;&amp;</w:t>
+            </w:r>
+          </w:p>
+        </w:tc>
+        <w:tc>
+          <w:tcPr>
+            <w:tcW w:w="1300" w:type="dxa"/>
+            <w:tcBorders>
+              <w:top w:val="nil"/>
+              <w:left w:val="nil"/>
+              <w:bottom w:val="single" w:sz="4" w:space="0" w:color="auto"/>
+              <w:right w:val="single" w:sz="4" w:space="0" w:color="auto"/>
+            </w:tcBorders>
+            <w:noWrap/>
+            <w:vAlign w:val="bottom"/>
+            <w:hideMark/>
+          </w:tcPr>
+          <w:p>
+            <w:pPr>
+              <w:jc w:val="right"/>
+              <w:rPr>
+                <w:rFonts w:ascii="Aptos Narrow" w:hAnsi="Aptos Narrow"/>
+                <w:color w:val="000000"/>
+                <w:sz w:val="24"/>
+                <w:szCs w:val="24"/>
+                <w:lang w:val="ru-BY"/>
+              </w:rPr>
+            </w:pPr>
+            <w:r>
+              <w:rPr>
+                <w:rFonts w:ascii="Aptos Narrow" w:hAnsi="Aptos Narrow"/>
+                <w:color w:val="000000"/>
+                <w:sz w:val="24"/>
+                <w:szCs w:val="24"/>
+                <w:lang w:val="ru-BY"/>
+              </w:rPr>
+              <w:t>2</w:t>
             </w:r>
           </w:p>
         </w:tc>
@@ -7054,36 +7054,36 @@
         </w:tc>
         <w:tc>
           <w:tcPr>
-            <w:tcW w:w="2060" w:type="dxa"/>
-            <w:tcBorders>
-              <w:top w:val="nil"/>
-              <w:left w:val="nil"/>
-              <w:bottom w:val="single" w:sz="4" w:space="0" w:color="auto"/>
-              <w:right w:val="single" w:sz="4" w:space="0" w:color="auto"/>
-            </w:tcBorders>
-            <w:noWrap/>
-            <w:vAlign w:val="bottom"/>
-            <w:hideMark/>
-          </w:tcPr>
-          <w:p>
-            <w:pPr>
-              <w:rPr>
-                <w:rFonts w:ascii="Aptos Narrow" w:hAnsi="Aptos Narrow"/>
-                <w:color w:val="000000"/>
-                <w:sz w:val="24"/>
-                <w:szCs w:val="24"/>
-                <w:lang w:val="ru-BY"/>
-              </w:rPr>
-            </w:pPr>
-            <w:r>
-              <w:rPr>
-                <w:rFonts w:ascii="Aptos Narrow" w:hAnsi="Aptos Narrow"/>
-                <w:color w:val="000000"/>
-                <w:sz w:val="24"/>
-                <w:szCs w:val="24"/>
-                <w:lang w:val="ru-BY"/>
-              </w:rPr>
-              <w:t>&amp;&amp;</w:t>
+            <w:tcW w:w="2074" w:type="dxa"/>
+            <w:tcBorders>
+              <w:top w:val="nil"/>
+              <w:left w:val="nil"/>
+              <w:bottom w:val="single" w:sz="4" w:space="0" w:color="auto"/>
+              <w:right w:val="single" w:sz="4" w:space="0" w:color="auto"/>
+            </w:tcBorders>
+            <w:noWrap/>
+            <w:vAlign w:val="bottom"/>
+            <w:hideMark/>
+          </w:tcPr>
+          <w:p>
+            <w:pPr>
+              <w:rPr>
+                <w:rFonts w:ascii="Aptos Narrow" w:hAnsi="Aptos Narrow"/>
+                <w:color w:val="000000"/>
+                <w:sz w:val="24"/>
+                <w:szCs w:val="24"/>
+                <w:lang w:val="ru-BY"/>
+              </w:rPr>
+            </w:pPr>
+            <w:r>
+              <w:rPr>
+                <w:rFonts w:ascii="Aptos Narrow" w:hAnsi="Aptos Narrow"/>
+                <w:color w:val="000000"/>
+                <w:sz w:val="24"/>
+                <w:szCs w:val="24"/>
+                <w:lang w:val="ru-BY"/>
+              </w:rPr>
+              <w:t>++</w:t>
             </w:r>
           </w:p>
         </w:tc>
@@ -7273,36 +7273,36 @@
         </w:tc>
         <w:tc>
           <w:tcPr>
-            <w:tcW w:w="2060" w:type="dxa"/>
-            <w:tcBorders>
-              <w:top w:val="nil"/>
-              <w:left w:val="nil"/>
-              <w:bottom w:val="single" w:sz="4" w:space="0" w:color="auto"/>
-              <w:right w:val="single" w:sz="4" w:space="0" w:color="auto"/>
-            </w:tcBorders>
-            <w:noWrap/>
-            <w:vAlign w:val="bottom"/>
-            <w:hideMark/>
-          </w:tcPr>
-          <w:p>
-            <w:pPr>
-              <w:rPr>
-                <w:rFonts w:ascii="Aptos Narrow" w:hAnsi="Aptos Narrow"/>
-                <w:color w:val="000000"/>
-                <w:sz w:val="24"/>
-                <w:szCs w:val="24"/>
-                <w:lang w:val="ru-BY"/>
-              </w:rPr>
-            </w:pPr>
-            <w:r>
-              <w:rPr>
-                <w:rFonts w:ascii="Aptos Narrow" w:hAnsi="Aptos Narrow"/>
-                <w:color w:val="000000"/>
-                <w:sz w:val="24"/>
-                <w:szCs w:val="24"/>
-                <w:lang w:val="ru-BY"/>
-              </w:rPr>
-              <w:t>++</w:t>
+            <w:tcW w:w="2074" w:type="dxa"/>
+            <w:tcBorders>
+              <w:top w:val="nil"/>
+              <w:left w:val="nil"/>
+              <w:bottom w:val="single" w:sz="4" w:space="0" w:color="auto"/>
+              <w:right w:val="single" w:sz="4" w:space="0" w:color="auto"/>
+            </w:tcBorders>
+            <w:noWrap/>
+            <w:vAlign w:val="bottom"/>
+            <w:hideMark/>
+          </w:tcPr>
+          <w:p>
+            <w:pPr>
+              <w:rPr>
+                <w:rFonts w:ascii="Aptos Narrow" w:hAnsi="Aptos Narrow"/>
+                <w:color w:val="000000"/>
+                <w:sz w:val="24"/>
+                <w:szCs w:val="24"/>
+                <w:lang w:val="ru-BY"/>
+              </w:rPr>
+            </w:pPr>
+            <w:r>
+              <w:rPr>
+                <w:rFonts w:ascii="Aptos Narrow" w:hAnsi="Aptos Narrow"/>
+                <w:color w:val="000000"/>
+                <w:sz w:val="24"/>
+                <w:szCs w:val="24"/>
+                <w:lang w:val="ru-BY"/>
+              </w:rPr>
+              <w:t>&gt;</w:t>
             </w:r>
           </w:p>
         </w:tc>
@@ -7493,36 +7493,36 @@
         </w:tc>
         <w:tc>
           <w:tcPr>
-            <w:tcW w:w="2060" w:type="dxa"/>
-            <w:tcBorders>
-              <w:top w:val="nil"/>
-              <w:left w:val="nil"/>
-              <w:bottom w:val="single" w:sz="4" w:space="0" w:color="auto"/>
-              <w:right w:val="single" w:sz="4" w:space="0" w:color="auto"/>
-            </w:tcBorders>
-            <w:noWrap/>
-            <w:vAlign w:val="bottom"/>
-            <w:hideMark/>
-          </w:tcPr>
-          <w:p>
-            <w:pPr>
-              <w:rPr>
-                <w:rFonts w:ascii="Aptos Narrow" w:hAnsi="Aptos Narrow"/>
-                <w:color w:val="000000"/>
-                <w:sz w:val="24"/>
-                <w:szCs w:val="24"/>
-                <w:lang w:val="ru-BY"/>
-              </w:rPr>
-            </w:pPr>
-            <w:r>
-              <w:rPr>
-                <w:rFonts w:ascii="Aptos Narrow" w:hAnsi="Aptos Narrow"/>
-                <w:color w:val="000000"/>
-                <w:sz w:val="24"/>
-                <w:szCs w:val="24"/>
-                <w:lang w:val="ru-BY"/>
-              </w:rPr>
-              <w:t>&gt;</w:t>
+            <w:tcW w:w="2074" w:type="dxa"/>
+            <w:tcBorders>
+              <w:top w:val="nil"/>
+              <w:left w:val="nil"/>
+              <w:bottom w:val="single" w:sz="4" w:space="0" w:color="auto"/>
+              <w:right w:val="single" w:sz="4" w:space="0" w:color="auto"/>
+            </w:tcBorders>
+            <w:noWrap/>
+            <w:vAlign w:val="bottom"/>
+            <w:hideMark/>
+          </w:tcPr>
+          <w:p>
+            <w:pPr>
+              <w:rPr>
+                <w:rFonts w:ascii="Aptos Narrow" w:hAnsi="Aptos Narrow"/>
+                <w:color w:val="000000"/>
+                <w:sz w:val="24"/>
+                <w:szCs w:val="24"/>
+                <w:lang w:val="ru-BY"/>
+              </w:rPr>
+            </w:pPr>
+            <w:r>
+              <w:rPr>
+                <w:rFonts w:ascii="Aptos Narrow" w:hAnsi="Aptos Narrow"/>
+                <w:color w:val="000000"/>
+                <w:sz w:val="24"/>
+                <w:szCs w:val="24"/>
+                <w:lang w:val="ru-BY"/>
+              </w:rPr>
+              <w:t>&gt;=</w:t>
             </w:r>
           </w:p>
         </w:tc>
@@ -7713,36 +7713,36 @@
         </w:tc>
         <w:tc>
           <w:tcPr>
-            <w:tcW w:w="2060" w:type="dxa"/>
-            <w:tcBorders>
-              <w:top w:val="nil"/>
-              <w:left w:val="nil"/>
-              <w:bottom w:val="single" w:sz="4" w:space="0" w:color="auto"/>
-              <w:right w:val="single" w:sz="4" w:space="0" w:color="auto"/>
-            </w:tcBorders>
-            <w:noWrap/>
-            <w:vAlign w:val="bottom"/>
-            <w:hideMark/>
-          </w:tcPr>
-          <w:p>
-            <w:pPr>
-              <w:rPr>
-                <w:rFonts w:ascii="Aptos Narrow" w:hAnsi="Aptos Narrow"/>
-                <w:color w:val="000000"/>
-                <w:sz w:val="24"/>
-                <w:szCs w:val="24"/>
-                <w:lang w:val="ru-BY"/>
-              </w:rPr>
-            </w:pPr>
-            <w:r>
-              <w:rPr>
-                <w:rFonts w:ascii="Aptos Narrow" w:hAnsi="Aptos Narrow"/>
-                <w:color w:val="000000"/>
-                <w:sz w:val="24"/>
-                <w:szCs w:val="24"/>
-                <w:lang w:val="ru-BY"/>
-              </w:rPr>
-              <w:t>&gt;=</w:t>
+            <w:tcW w:w="2074" w:type="dxa"/>
+            <w:tcBorders>
+              <w:top w:val="nil"/>
+              <w:left w:val="nil"/>
+              <w:bottom w:val="single" w:sz="4" w:space="0" w:color="auto"/>
+              <w:right w:val="single" w:sz="4" w:space="0" w:color="auto"/>
+            </w:tcBorders>
+            <w:noWrap/>
+            <w:vAlign w:val="bottom"/>
+            <w:hideMark/>
+          </w:tcPr>
+          <w:p>
+            <w:pPr>
+              <w:rPr>
+                <w:rFonts w:ascii="Aptos Narrow" w:hAnsi="Aptos Narrow"/>
+                <w:color w:val="000000"/>
+                <w:sz w:val="24"/>
+                <w:szCs w:val="24"/>
+                <w:lang w:val="ru-BY"/>
+              </w:rPr>
+            </w:pPr>
+            <w:r>
+              <w:rPr>
+                <w:rFonts w:ascii="Aptos Narrow" w:hAnsi="Aptos Narrow"/>
+                <w:color w:val="000000"/>
+                <w:sz w:val="24"/>
+                <w:szCs w:val="24"/>
+                <w:lang w:val="ru-BY"/>
+              </w:rPr>
+              <w:t>analyzeNumber()</w:t>
             </w:r>
           </w:p>
         </w:tc>
@@ -7933,36 +7933,36 @@
         </w:tc>
         <w:tc>
           <w:tcPr>
-            <w:tcW w:w="2060" w:type="dxa"/>
-            <w:tcBorders>
-              <w:top w:val="nil"/>
-              <w:left w:val="nil"/>
-              <w:bottom w:val="single" w:sz="4" w:space="0" w:color="auto"/>
-              <w:right w:val="single" w:sz="4" w:space="0" w:color="auto"/>
-            </w:tcBorders>
-            <w:noWrap/>
-            <w:vAlign w:val="bottom"/>
-            <w:hideMark/>
-          </w:tcPr>
-          <w:p>
-            <w:pPr>
-              <w:rPr>
-                <w:rFonts w:ascii="Aptos Narrow" w:hAnsi="Aptos Narrow"/>
-                <w:color w:val="000000"/>
-                <w:sz w:val="24"/>
-                <w:szCs w:val="24"/>
-                <w:lang w:val="ru-BY"/>
-              </w:rPr>
-            </w:pPr>
-            <w:r>
-              <w:rPr>
-                <w:rFonts w:ascii="Aptos Narrow" w:hAnsi="Aptos Narrow"/>
-                <w:color w:val="000000"/>
-                <w:sz w:val="24"/>
-                <w:szCs w:val="24"/>
-                <w:lang w:val="ru-BY"/>
-              </w:rPr>
-              <w:t>analyzeNumber()</w:t>
+            <w:tcW w:w="2074" w:type="dxa"/>
+            <w:tcBorders>
+              <w:top w:val="nil"/>
+              <w:left w:val="nil"/>
+              <w:bottom w:val="single" w:sz="4" w:space="0" w:color="auto"/>
+              <w:right w:val="single" w:sz="4" w:space="0" w:color="auto"/>
+            </w:tcBorders>
+            <w:noWrap/>
+            <w:vAlign w:val="bottom"/>
+            <w:hideMark/>
+          </w:tcPr>
+          <w:p>
+            <w:pPr>
+              <w:rPr>
+                <w:rFonts w:ascii="Aptos Narrow" w:hAnsi="Aptos Narrow"/>
+                <w:color w:val="000000"/>
+                <w:sz w:val="24"/>
+                <w:szCs w:val="24"/>
+                <w:lang w:val="ru-BY"/>
+              </w:rPr>
+            </w:pPr>
+            <w:r>
+              <w:rPr>
+                <w:rFonts w:ascii="Aptos Narrow" w:hAnsi="Aptos Narrow"/>
+                <w:color w:val="000000"/>
+                <w:sz w:val="24"/>
+                <w:szCs w:val="24"/>
+                <w:lang w:val="ru-BY"/>
+              </w:rPr>
+              <w:t>calcFactorial()</w:t>
             </w:r>
           </w:p>
         </w:tc>
@@ -8152,36 +8152,36 @@
         </w:tc>
         <w:tc>
           <w:tcPr>
-            <w:tcW w:w="2060" w:type="dxa"/>
-            <w:tcBorders>
-              <w:top w:val="nil"/>
-              <w:left w:val="nil"/>
-              <w:bottom w:val="single" w:sz="4" w:space="0" w:color="auto"/>
-              <w:right w:val="single" w:sz="4" w:space="0" w:color="auto"/>
-            </w:tcBorders>
-            <w:noWrap/>
-            <w:vAlign w:val="bottom"/>
-            <w:hideMark/>
-          </w:tcPr>
-          <w:p>
-            <w:pPr>
-              <w:rPr>
-                <w:rFonts w:ascii="Aptos Narrow" w:hAnsi="Aptos Narrow"/>
-                <w:color w:val="000000"/>
-                <w:sz w:val="24"/>
-                <w:szCs w:val="24"/>
-                <w:lang w:val="ru-BY"/>
-              </w:rPr>
-            </w:pPr>
-            <w:r>
-              <w:rPr>
-                <w:rFonts w:ascii="Aptos Narrow" w:hAnsi="Aptos Narrow"/>
-                <w:color w:val="000000"/>
-                <w:sz w:val="24"/>
-                <w:szCs w:val="24"/>
-                <w:lang w:val="ru-BY"/>
-              </w:rPr>
-              <w:t>calcFactorial()</w:t>
+            <w:tcW w:w="2074" w:type="dxa"/>
+            <w:tcBorders>
+              <w:top w:val="nil"/>
+              <w:left w:val="nil"/>
+              <w:bottom w:val="single" w:sz="4" w:space="0" w:color="auto"/>
+              <w:right w:val="single" w:sz="4" w:space="0" w:color="auto"/>
+            </w:tcBorders>
+            <w:noWrap/>
+            <w:vAlign w:val="bottom"/>
+            <w:hideMark/>
+          </w:tcPr>
+          <w:p>
+            <w:pPr>
+              <w:rPr>
+                <w:rFonts w:ascii="Aptos Narrow" w:hAnsi="Aptos Narrow"/>
+                <w:color w:val="000000"/>
+                <w:sz w:val="24"/>
+                <w:szCs w:val="24"/>
+                <w:lang w:val="ru-BY"/>
+              </w:rPr>
+            </w:pPr>
+            <w:r>
+              <w:rPr>
+                <w:rFonts w:ascii="Aptos Narrow" w:hAnsi="Aptos Narrow"/>
+                <w:color w:val="000000"/>
+                <w:sz w:val="24"/>
+                <w:szCs w:val="24"/>
+                <w:lang w:val="ru-BY"/>
+              </w:rPr>
+              <w:t>checkEvenOrOdd()</w:t>
             </w:r>
           </w:p>
         </w:tc>
@@ -8371,36 +8371,36 @@
         </w:tc>
         <w:tc>
           <w:tcPr>
-            <w:tcW w:w="2060" w:type="dxa"/>
-            <w:tcBorders>
-              <w:top w:val="nil"/>
-              <w:left w:val="nil"/>
-              <w:bottom w:val="single" w:sz="4" w:space="0" w:color="auto"/>
-              <w:right w:val="single" w:sz="4" w:space="0" w:color="auto"/>
-            </w:tcBorders>
-            <w:noWrap/>
-            <w:vAlign w:val="bottom"/>
-            <w:hideMark/>
-          </w:tcPr>
-          <w:p>
-            <w:pPr>
-              <w:rPr>
-                <w:rFonts w:ascii="Aptos Narrow" w:hAnsi="Aptos Narrow"/>
-                <w:color w:val="000000"/>
-                <w:sz w:val="24"/>
-                <w:szCs w:val="24"/>
-                <w:lang w:val="ru-BY"/>
-              </w:rPr>
-            </w:pPr>
-            <w:r>
-              <w:rPr>
-                <w:rFonts w:ascii="Aptos Narrow" w:hAnsi="Aptos Narrow"/>
-                <w:color w:val="000000"/>
-                <w:sz w:val="24"/>
-                <w:szCs w:val="24"/>
-                <w:lang w:val="ru-BY"/>
-              </w:rPr>
-              <w:t>checkEvenOrOdd()</w:t>
+            <w:tcW w:w="2074" w:type="dxa"/>
+            <w:tcBorders>
+              <w:top w:val="nil"/>
+              <w:left w:val="nil"/>
+              <w:bottom w:val="single" w:sz="4" w:space="0" w:color="auto"/>
+              <w:right w:val="single" w:sz="4" w:space="0" w:color="auto"/>
+            </w:tcBorders>
+            <w:noWrap/>
+            <w:vAlign w:val="bottom"/>
+            <w:hideMark/>
+          </w:tcPr>
+          <w:p>
+            <w:pPr>
+              <w:rPr>
+                <w:rFonts w:ascii="Aptos Narrow" w:hAnsi="Aptos Narrow"/>
+                <w:color w:val="000000"/>
+                <w:sz w:val="24"/>
+                <w:szCs w:val="24"/>
+                <w:lang w:val="ru-BY"/>
+              </w:rPr>
+            </w:pPr>
+            <w:r>
+              <w:rPr>
+                <w:rFonts w:ascii="Aptos Narrow" w:hAnsi="Aptos Narrow"/>
+                <w:color w:val="000000"/>
+                <w:sz w:val="24"/>
+                <w:szCs w:val="24"/>
+                <w:lang w:val="ru-BY"/>
+              </w:rPr>
+              <w:t>main()</w:t>
             </w:r>
           </w:p>
         </w:tc>
@@ -8590,36 +8590,36 @@
         </w:tc>
         <w:tc>
           <w:tcPr>
-            <w:tcW w:w="2060" w:type="dxa"/>
-            <w:tcBorders>
-              <w:top w:val="nil"/>
-              <w:left w:val="nil"/>
-              <w:bottom w:val="single" w:sz="4" w:space="0" w:color="auto"/>
-              <w:right w:val="single" w:sz="4" w:space="0" w:color="auto"/>
-            </w:tcBorders>
-            <w:noWrap/>
-            <w:vAlign w:val="bottom"/>
-            <w:hideMark/>
-          </w:tcPr>
-          <w:p>
-            <w:pPr>
-              <w:rPr>
-                <w:rFonts w:ascii="Aptos Narrow" w:hAnsi="Aptos Narrow"/>
-                <w:color w:val="000000"/>
-                <w:sz w:val="24"/>
-                <w:szCs w:val="24"/>
-                <w:lang w:val="ru-BY"/>
-              </w:rPr>
-            </w:pPr>
-            <w:r>
-              <w:rPr>
-                <w:rFonts w:ascii="Aptos Narrow" w:hAnsi="Aptos Narrow"/>
-                <w:color w:val="000000"/>
-                <w:sz w:val="24"/>
-                <w:szCs w:val="24"/>
-                <w:lang w:val="ru-BY"/>
-              </w:rPr>
-              <w:t>main()</w:t>
+            <w:tcW w:w="2074" w:type="dxa"/>
+            <w:tcBorders>
+              <w:top w:val="nil"/>
+              <w:left w:val="nil"/>
+              <w:bottom w:val="single" w:sz="4" w:space="0" w:color="auto"/>
+              <w:right w:val="single" w:sz="4" w:space="0" w:color="auto"/>
+            </w:tcBorders>
+            <w:noWrap/>
+            <w:vAlign w:val="bottom"/>
+            <w:hideMark/>
+          </w:tcPr>
+          <w:p>
+            <w:pPr>
+              <w:rPr>
+                <w:rFonts w:ascii="Aptos Narrow" w:hAnsi="Aptos Narrow"/>
+                <w:color w:val="000000"/>
+                <w:sz w:val="24"/>
+                <w:szCs w:val="24"/>
+                <w:lang w:val="ru-BY"/>
+              </w:rPr>
+            </w:pPr>
+            <w:r>
+              <w:rPr>
+                <w:rFonts w:ascii="Aptos Narrow" w:hAnsi="Aptos Narrow"/>
+                <w:color w:val="000000"/>
+                <w:sz w:val="24"/>
+                <w:szCs w:val="24"/>
+                <w:lang w:val="ru-BY"/>
+              </w:rPr>
+              <w:t>processArrayData()</w:t>
             </w:r>
           </w:p>
         </w:tc>
@@ -8809,36 +8809,36 @@
         </w:tc>
         <w:tc>
           <w:tcPr>
-            <w:tcW w:w="2060" w:type="dxa"/>
-            <w:tcBorders>
-              <w:top w:val="nil"/>
-              <w:left w:val="nil"/>
-              <w:bottom w:val="single" w:sz="4" w:space="0" w:color="auto"/>
-              <w:right w:val="single" w:sz="4" w:space="0" w:color="auto"/>
-            </w:tcBorders>
-            <w:noWrap/>
-            <w:vAlign w:val="bottom"/>
-            <w:hideMark/>
-          </w:tcPr>
-          <w:p>
-            <w:pPr>
-              <w:rPr>
-                <w:rFonts w:ascii="Aptos Narrow" w:hAnsi="Aptos Narrow"/>
-                <w:color w:val="000000"/>
-                <w:sz w:val="24"/>
-                <w:szCs w:val="24"/>
-                <w:lang w:val="ru-BY"/>
-              </w:rPr>
-            </w:pPr>
-            <w:r>
-              <w:rPr>
-                <w:rFonts w:ascii="Aptos Narrow" w:hAnsi="Aptos Narrow"/>
-                <w:color w:val="000000"/>
-                <w:sz w:val="24"/>
-                <w:szCs w:val="24"/>
-                <w:lang w:val="ru-BY"/>
-              </w:rPr>
-              <w:t>processArrayData()</w:t>
+            <w:tcW w:w="2074" w:type="dxa"/>
+            <w:tcBorders>
+              <w:top w:val="nil"/>
+              <w:left w:val="nil"/>
+              <w:bottom w:val="single" w:sz="4" w:space="0" w:color="auto"/>
+              <w:right w:val="single" w:sz="4" w:space="0" w:color="auto"/>
+            </w:tcBorders>
+            <w:noWrap/>
+            <w:vAlign w:val="bottom"/>
+            <w:hideMark/>
+          </w:tcPr>
+          <w:p>
+            <w:pPr>
+              <w:rPr>
+                <w:rFonts w:ascii="Aptos Narrow" w:hAnsi="Aptos Narrow"/>
+                <w:color w:val="000000"/>
+                <w:sz w:val="24"/>
+                <w:szCs w:val="24"/>
+                <w:lang w:val="ru-BY"/>
+              </w:rPr>
+            </w:pPr>
+            <w:r>
+              <w:rPr>
+                <w:rFonts w:ascii="Aptos Narrow" w:hAnsi="Aptos Narrow"/>
+                <w:color w:val="000000"/>
+                <w:sz w:val="24"/>
+                <w:szCs w:val="24"/>
+                <w:lang w:val="ru-BY"/>
+              </w:rPr>
+              <w:t>while</w:t>
             </w:r>
           </w:p>
         </w:tc>
@@ -9028,72 +9028,72 @@
         </w:tc>
         <w:tc>
           <w:tcPr>
-            <w:tcW w:w="2060" w:type="dxa"/>
-            <w:tcBorders>
-              <w:top w:val="nil"/>
-              <w:left w:val="nil"/>
-              <w:bottom w:val="single" w:sz="4" w:space="0" w:color="auto"/>
-              <w:right w:val="single" w:sz="4" w:space="0" w:color="auto"/>
-            </w:tcBorders>
-            <w:noWrap/>
-            <w:vAlign w:val="bottom"/>
-            <w:hideMark/>
-          </w:tcPr>
-          <w:p>
-            <w:pPr>
-              <w:rPr>
-                <w:rFonts w:ascii="Aptos Narrow" w:hAnsi="Aptos Narrow"/>
-                <w:color w:val="000000"/>
-                <w:sz w:val="24"/>
-                <w:szCs w:val="24"/>
-                <w:lang w:val="ru-BY"/>
-              </w:rPr>
-            </w:pPr>
-            <w:r>
-              <w:rPr>
-                <w:rFonts w:ascii="Aptos Narrow" w:hAnsi="Aptos Narrow"/>
-                <w:color w:val="000000"/>
-                <w:sz w:val="24"/>
-                <w:szCs w:val="24"/>
-                <w:lang w:val="ru-BY"/>
-              </w:rPr>
-              <w:t>while</w:t>
-            </w:r>
-          </w:p>
-        </w:tc>
-        <w:tc>
-          <w:tcPr>
-            <w:tcW w:w="1300" w:type="dxa"/>
-            <w:tcBorders>
-              <w:top w:val="nil"/>
-              <w:left w:val="nil"/>
-              <w:bottom w:val="single" w:sz="4" w:space="0" w:color="auto"/>
-              <w:right w:val="single" w:sz="4" w:space="0" w:color="auto"/>
-            </w:tcBorders>
-            <w:noWrap/>
-            <w:vAlign w:val="bottom"/>
-            <w:hideMark/>
-          </w:tcPr>
-          <w:p>
-            <w:pPr>
-              <w:jc w:val="right"/>
-              <w:rPr>
-                <w:rFonts w:ascii="Aptos Narrow" w:hAnsi="Aptos Narrow"/>
-                <w:color w:val="000000"/>
-                <w:sz w:val="24"/>
-                <w:szCs w:val="24"/>
-                <w:lang w:val="ru-BY"/>
-              </w:rPr>
-            </w:pPr>
-            <w:r>
-              <w:rPr>
-                <w:rFonts w:ascii="Aptos Narrow" w:hAnsi="Aptos Narrow"/>
-                <w:color w:val="000000"/>
-                <w:sz w:val="24"/>
-                <w:szCs w:val="24"/>
-                <w:lang w:val="ru-BY"/>
-              </w:rPr>
-              <w:t>2</w:t>
+            <w:tcW w:w="2074" w:type="dxa"/>
+            <w:tcBorders>
+              <w:top w:val="nil"/>
+              <w:left w:val="nil"/>
+              <w:bottom w:val="single" w:sz="4" w:space="0" w:color="auto"/>
+              <w:right w:val="single" w:sz="4" w:space="0" w:color="auto"/>
+            </w:tcBorders>
+            <w:noWrap/>
+            <w:vAlign w:val="bottom"/>
+            <w:hideMark/>
+          </w:tcPr>
+          <w:p>
+            <w:pPr>
+              <w:rPr>
+                <w:rFonts w:ascii="Aptos Narrow" w:hAnsi="Aptos Narrow"/>
+                <w:color w:val="000000"/>
+                <w:sz w:val="24"/>
+                <w:szCs w:val="24"/>
+                <w:lang w:val="ru-BY"/>
+              </w:rPr>
+            </w:pPr>
+            <w:r>
+              <w:rPr>
+                <w:rFonts w:ascii="Aptos Narrow" w:hAnsi="Aptos Narrow"/>
+                <w:color w:val="000000"/>
+                <w:sz w:val="24"/>
+                <w:szCs w:val="24"/>
+                <w:lang w:val="ru-BY"/>
+              </w:rPr>
+              <w:t>%</w:t>
+            </w:r>
+          </w:p>
+        </w:tc>
+        <w:tc>
+          <w:tcPr>
+            <w:tcW w:w="1300" w:type="dxa"/>
+            <w:tcBorders>
+              <w:top w:val="nil"/>
+              <w:left w:val="nil"/>
+              <w:bottom w:val="single" w:sz="4" w:space="0" w:color="auto"/>
+              <w:right w:val="single" w:sz="4" w:space="0" w:color="auto"/>
+            </w:tcBorders>
+            <w:noWrap/>
+            <w:vAlign w:val="bottom"/>
+            <w:hideMark/>
+          </w:tcPr>
+          <w:p>
+            <w:pPr>
+              <w:jc w:val="right"/>
+              <w:rPr>
+                <w:rFonts w:ascii="Aptos Narrow" w:hAnsi="Aptos Narrow"/>
+                <w:color w:val="000000"/>
+                <w:sz w:val="24"/>
+                <w:szCs w:val="24"/>
+                <w:lang w:val="ru-BY"/>
+              </w:rPr>
+            </w:pPr>
+            <w:r>
+              <w:rPr>
+                <w:rFonts w:ascii="Aptos Narrow" w:hAnsi="Aptos Narrow"/>
+                <w:color w:val="000000"/>
+                <w:sz w:val="24"/>
+                <w:szCs w:val="24"/>
+                <w:lang w:val="ru-BY"/>
+              </w:rPr>
+              <w:t>1</w:t>
             </w:r>
           </w:p>
         </w:tc>
@@ -9247,36 +9247,36 @@
         </w:tc>
         <w:tc>
           <w:tcPr>
-            <w:tcW w:w="2060" w:type="dxa"/>
-            <w:tcBorders>
-              <w:top w:val="nil"/>
-              <w:left w:val="nil"/>
-              <w:bottom w:val="single" w:sz="4" w:space="0" w:color="auto"/>
-              <w:right w:val="single" w:sz="4" w:space="0" w:color="auto"/>
-            </w:tcBorders>
-            <w:noWrap/>
-            <w:vAlign w:val="bottom"/>
-            <w:hideMark/>
-          </w:tcPr>
-          <w:p>
-            <w:pPr>
-              <w:rPr>
-                <w:rFonts w:ascii="Aptos Narrow" w:hAnsi="Aptos Narrow"/>
-                <w:color w:val="000000"/>
-                <w:sz w:val="24"/>
-                <w:szCs w:val="24"/>
-                <w:lang w:val="ru-BY"/>
-              </w:rPr>
-            </w:pPr>
-            <w:r>
-              <w:rPr>
-                <w:rFonts w:ascii="Aptos Narrow" w:hAnsi="Aptos Narrow"/>
-                <w:color w:val="000000"/>
-                <w:sz w:val="24"/>
-                <w:szCs w:val="24"/>
-                <w:lang w:val="ru-BY"/>
-              </w:rPr>
-              <w:t>%</w:t>
+            <w:tcW w:w="2074" w:type="dxa"/>
+            <w:tcBorders>
+              <w:top w:val="nil"/>
+              <w:left w:val="nil"/>
+              <w:bottom w:val="single" w:sz="4" w:space="0" w:color="auto"/>
+              <w:right w:val="single" w:sz="4" w:space="0" w:color="auto"/>
+            </w:tcBorders>
+            <w:noWrap/>
+            <w:vAlign w:val="bottom"/>
+            <w:hideMark/>
+          </w:tcPr>
+          <w:p>
+            <w:pPr>
+              <w:rPr>
+                <w:rFonts w:ascii="Aptos Narrow" w:hAnsi="Aptos Narrow"/>
+                <w:color w:val="000000"/>
+                <w:sz w:val="24"/>
+                <w:szCs w:val="24"/>
+                <w:lang w:val="ru-BY"/>
+              </w:rPr>
+            </w:pPr>
+            <w:r>
+              <w:rPr>
+                <w:rFonts w:ascii="Aptos Narrow" w:hAnsi="Aptos Narrow"/>
+                <w:color w:val="000000"/>
+                <w:sz w:val="24"/>
+                <w:szCs w:val="24"/>
+                <w:lang w:val="ru-BY"/>
+              </w:rPr>
+              <w:t>*=</w:t>
             </w:r>
           </w:p>
         </w:tc>
@@ -9466,36 +9466,36 @@
         </w:tc>
         <w:tc>
           <w:tcPr>
-            <w:tcW w:w="2060" w:type="dxa"/>
-            <w:tcBorders>
-              <w:top w:val="nil"/>
-              <w:left w:val="nil"/>
-              <w:bottom w:val="single" w:sz="4" w:space="0" w:color="auto"/>
-              <w:right w:val="single" w:sz="4" w:space="0" w:color="auto"/>
-            </w:tcBorders>
-            <w:noWrap/>
-            <w:vAlign w:val="bottom"/>
-            <w:hideMark/>
-          </w:tcPr>
-          <w:p>
-            <w:pPr>
-              <w:rPr>
-                <w:rFonts w:ascii="Aptos Narrow" w:hAnsi="Aptos Narrow"/>
-                <w:color w:val="000000"/>
-                <w:sz w:val="24"/>
-                <w:szCs w:val="24"/>
-                <w:lang w:val="ru-BY"/>
-              </w:rPr>
-            </w:pPr>
-            <w:r>
-              <w:rPr>
-                <w:rFonts w:ascii="Aptos Narrow" w:hAnsi="Aptos Narrow"/>
-                <w:color w:val="000000"/>
-                <w:sz w:val="24"/>
-                <w:szCs w:val="24"/>
-                <w:lang w:val="ru-BY"/>
-              </w:rPr>
-              <w:t>*=</w:t>
+            <w:tcW w:w="2074" w:type="dxa"/>
+            <w:tcBorders>
+              <w:top w:val="nil"/>
+              <w:left w:val="nil"/>
+              <w:bottom w:val="single" w:sz="4" w:space="0" w:color="auto"/>
+              <w:right w:val="single" w:sz="4" w:space="0" w:color="auto"/>
+            </w:tcBorders>
+            <w:noWrap/>
+            <w:vAlign w:val="bottom"/>
+            <w:hideMark/>
+          </w:tcPr>
+          <w:p>
+            <w:pPr>
+              <w:rPr>
+                <w:rFonts w:ascii="Aptos Narrow" w:hAnsi="Aptos Narrow"/>
+                <w:color w:val="000000"/>
+                <w:sz w:val="24"/>
+                <w:szCs w:val="24"/>
+                <w:lang w:val="ru-BY"/>
+              </w:rPr>
+            </w:pPr>
+            <w:r>
+              <w:rPr>
+                <w:rFonts w:ascii="Aptos Narrow" w:hAnsi="Aptos Narrow"/>
+                <w:color w:val="000000"/>
+                <w:sz w:val="24"/>
+                <w:szCs w:val="24"/>
+                <w:lang w:val="ru-BY"/>
+              </w:rPr>
+              <w:t>+=</w:t>
             </w:r>
           </w:p>
         </w:tc>
@@ -9685,36 +9685,36 @@
         </w:tc>
         <w:tc>
           <w:tcPr>
-            <w:tcW w:w="2060" w:type="dxa"/>
-            <w:tcBorders>
-              <w:top w:val="nil"/>
-              <w:left w:val="nil"/>
-              <w:bottom w:val="single" w:sz="4" w:space="0" w:color="auto"/>
-              <w:right w:val="single" w:sz="4" w:space="0" w:color="auto"/>
-            </w:tcBorders>
-            <w:noWrap/>
-            <w:vAlign w:val="bottom"/>
-            <w:hideMark/>
-          </w:tcPr>
-          <w:p>
-            <w:pPr>
-              <w:rPr>
-                <w:rFonts w:ascii="Aptos Narrow" w:hAnsi="Aptos Narrow"/>
-                <w:color w:val="000000"/>
-                <w:sz w:val="24"/>
-                <w:szCs w:val="24"/>
-                <w:lang w:val="ru-BY"/>
-              </w:rPr>
-            </w:pPr>
-            <w:r>
-              <w:rPr>
-                <w:rFonts w:ascii="Aptos Narrow" w:hAnsi="Aptos Narrow"/>
-                <w:color w:val="000000"/>
-                <w:sz w:val="24"/>
-                <w:szCs w:val="24"/>
-                <w:lang w:val="ru-BY"/>
-              </w:rPr>
-              <w:t>+=</w:t>
+            <w:tcW w:w="2074" w:type="dxa"/>
+            <w:tcBorders>
+              <w:top w:val="nil"/>
+              <w:left w:val="nil"/>
+              <w:bottom w:val="single" w:sz="4" w:space="0" w:color="auto"/>
+              <w:right w:val="single" w:sz="4" w:space="0" w:color="auto"/>
+            </w:tcBorders>
+            <w:noWrap/>
+            <w:vAlign w:val="bottom"/>
+            <w:hideMark/>
+          </w:tcPr>
+          <w:p>
+            <w:pPr>
+              <w:rPr>
+                <w:rFonts w:ascii="Aptos Narrow" w:hAnsi="Aptos Narrow"/>
+                <w:color w:val="000000"/>
+                <w:sz w:val="24"/>
+                <w:szCs w:val="24"/>
+                <w:lang w:val="ru-BY"/>
+              </w:rPr>
+            </w:pPr>
+            <w:r>
+              <w:rPr>
+                <w:rFonts w:ascii="Aptos Narrow" w:hAnsi="Aptos Narrow"/>
+                <w:color w:val="000000"/>
+                <w:sz w:val="24"/>
+                <w:szCs w:val="24"/>
+                <w:lang w:val="ru-BY"/>
+              </w:rPr>
+              <w:t>-</w:t>
             </w:r>
           </w:p>
         </w:tc>
@@ -9904,36 +9904,36 @@
         </w:tc>
         <w:tc>
           <w:tcPr>
-            <w:tcW w:w="2060" w:type="dxa"/>
-            <w:tcBorders>
-              <w:top w:val="nil"/>
-              <w:left w:val="nil"/>
-              <w:bottom w:val="single" w:sz="4" w:space="0" w:color="auto"/>
-              <w:right w:val="single" w:sz="4" w:space="0" w:color="auto"/>
-            </w:tcBorders>
-            <w:noWrap/>
-            <w:vAlign w:val="bottom"/>
-            <w:hideMark/>
-          </w:tcPr>
-          <w:p>
-            <w:pPr>
-              <w:rPr>
-                <w:rFonts w:ascii="Aptos Narrow" w:hAnsi="Aptos Narrow"/>
-                <w:color w:val="000000"/>
-                <w:sz w:val="24"/>
-                <w:szCs w:val="24"/>
-                <w:lang w:val="ru-BY"/>
-              </w:rPr>
-            </w:pPr>
-            <w:r>
-              <w:rPr>
-                <w:rFonts w:ascii="Aptos Narrow" w:hAnsi="Aptos Narrow"/>
-                <w:color w:val="000000"/>
-                <w:sz w:val="24"/>
-                <w:szCs w:val="24"/>
-                <w:lang w:val="ru-BY"/>
-              </w:rPr>
-              <w:t>-</w:t>
+            <w:tcW w:w="2074" w:type="dxa"/>
+            <w:tcBorders>
+              <w:top w:val="nil"/>
+              <w:left w:val="nil"/>
+              <w:bottom w:val="single" w:sz="4" w:space="0" w:color="auto"/>
+              <w:right w:val="single" w:sz="4" w:space="0" w:color="auto"/>
+            </w:tcBorders>
+            <w:noWrap/>
+            <w:vAlign w:val="bottom"/>
+            <w:hideMark/>
+          </w:tcPr>
+          <w:p>
+            <w:pPr>
+              <w:rPr>
+                <w:rFonts w:ascii="Aptos Narrow" w:hAnsi="Aptos Narrow"/>
+                <w:color w:val="000000"/>
+                <w:sz w:val="24"/>
+                <w:szCs w:val="24"/>
+                <w:lang w:val="ru-BY"/>
+              </w:rPr>
+            </w:pPr>
+            <w:r>
+              <w:rPr>
+                <w:rFonts w:ascii="Aptos Narrow" w:hAnsi="Aptos Narrow"/>
+                <w:color w:val="000000"/>
+                <w:sz w:val="24"/>
+                <w:szCs w:val="24"/>
+                <w:lang w:val="ru-BY"/>
+              </w:rPr>
+              <w:t>--</w:t>
             </w:r>
           </w:p>
         </w:tc>
@@ -10123,36 +10123,36 @@
         </w:tc>
         <w:tc>
           <w:tcPr>
-            <w:tcW w:w="2060" w:type="dxa"/>
-            <w:tcBorders>
-              <w:top w:val="nil"/>
-              <w:left w:val="nil"/>
-              <w:bottom w:val="single" w:sz="4" w:space="0" w:color="auto"/>
-              <w:right w:val="single" w:sz="4" w:space="0" w:color="auto"/>
-            </w:tcBorders>
-            <w:noWrap/>
-            <w:vAlign w:val="bottom"/>
-            <w:hideMark/>
-          </w:tcPr>
-          <w:p>
-            <w:pPr>
-              <w:rPr>
-                <w:rFonts w:ascii="Aptos Narrow" w:hAnsi="Aptos Narrow"/>
-                <w:color w:val="000000"/>
-                <w:sz w:val="24"/>
-                <w:szCs w:val="24"/>
-                <w:lang w:val="ru-BY"/>
-              </w:rPr>
-            </w:pPr>
-            <w:r>
-              <w:rPr>
-                <w:rFonts w:ascii="Aptos Narrow" w:hAnsi="Aptos Narrow"/>
-                <w:color w:val="000000"/>
-                <w:sz w:val="24"/>
-                <w:szCs w:val="24"/>
-                <w:lang w:val="ru-BY"/>
-              </w:rPr>
-              <w:t>--</w:t>
+            <w:tcW w:w="2074" w:type="dxa"/>
+            <w:tcBorders>
+              <w:top w:val="nil"/>
+              <w:left w:val="nil"/>
+              <w:bottom w:val="single" w:sz="4" w:space="0" w:color="auto"/>
+              <w:right w:val="single" w:sz="4" w:space="0" w:color="auto"/>
+            </w:tcBorders>
+            <w:noWrap/>
+            <w:vAlign w:val="bottom"/>
+            <w:hideMark/>
+          </w:tcPr>
+          <w:p>
+            <w:pPr>
+              <w:rPr>
+                <w:rFonts w:ascii="Aptos Narrow" w:hAnsi="Aptos Narrow"/>
+                <w:color w:val="000000"/>
+                <w:sz w:val="24"/>
+                <w:szCs w:val="24"/>
+                <w:lang w:val="ru-BY"/>
+              </w:rPr>
+            </w:pPr>
+            <w:r>
+              <w:rPr>
+                <w:rFonts w:ascii="Aptos Narrow" w:hAnsi="Aptos Narrow"/>
+                <w:color w:val="000000"/>
+                <w:sz w:val="24"/>
+                <w:szCs w:val="24"/>
+                <w:lang w:val="ru-BY"/>
+              </w:rPr>
+              <w:t>/</w:t>
             </w:r>
           </w:p>
         </w:tc>
@@ -10342,36 +10342,36 @@
         </w:tc>
         <w:tc>
           <w:tcPr>
-            <w:tcW w:w="2060" w:type="dxa"/>
-            <w:tcBorders>
-              <w:top w:val="nil"/>
-              <w:left w:val="nil"/>
-              <w:bottom w:val="single" w:sz="4" w:space="0" w:color="auto"/>
-              <w:right w:val="single" w:sz="4" w:space="0" w:color="auto"/>
-            </w:tcBorders>
-            <w:noWrap/>
-            <w:vAlign w:val="bottom"/>
-            <w:hideMark/>
-          </w:tcPr>
-          <w:p>
-            <w:pPr>
-              <w:rPr>
-                <w:rFonts w:ascii="Aptos Narrow" w:hAnsi="Aptos Narrow"/>
-                <w:color w:val="000000"/>
-                <w:sz w:val="24"/>
-                <w:szCs w:val="24"/>
-                <w:lang w:val="ru-BY"/>
-              </w:rPr>
-            </w:pPr>
-            <w:r>
-              <w:rPr>
-                <w:rFonts w:ascii="Aptos Narrow" w:hAnsi="Aptos Narrow"/>
-                <w:color w:val="000000"/>
-                <w:sz w:val="24"/>
-                <w:szCs w:val="24"/>
-                <w:lang w:val="ru-BY"/>
-              </w:rPr>
-              <w:t>/</w:t>
+            <w:tcW w:w="2074" w:type="dxa"/>
+            <w:tcBorders>
+              <w:top w:val="nil"/>
+              <w:left w:val="nil"/>
+              <w:bottom w:val="single" w:sz="4" w:space="0" w:color="auto"/>
+              <w:right w:val="single" w:sz="4" w:space="0" w:color="auto"/>
+            </w:tcBorders>
+            <w:noWrap/>
+            <w:vAlign w:val="bottom"/>
+            <w:hideMark/>
+          </w:tcPr>
+          <w:p>
+            <w:pPr>
+              <w:rPr>
+                <w:rFonts w:ascii="Aptos Narrow" w:hAnsi="Aptos Narrow"/>
+                <w:color w:val="000000"/>
+                <w:sz w:val="24"/>
+                <w:szCs w:val="24"/>
+                <w:lang w:val="ru-BY"/>
+              </w:rPr>
+            </w:pPr>
+            <w:r>
+              <w:rPr>
+                <w:rFonts w:ascii="Aptos Narrow" w:hAnsi="Aptos Narrow"/>
+                <w:color w:val="000000"/>
+                <w:sz w:val="24"/>
+                <w:szCs w:val="24"/>
+                <w:lang w:val="ru-BY"/>
+              </w:rPr>
+              <w:t>&lt;</w:t>
             </w:r>
           </w:p>
         </w:tc>
@@ -10561,36 +10561,36 @@
         </w:tc>
         <w:tc>
           <w:tcPr>
-            <w:tcW w:w="2060" w:type="dxa"/>
-            <w:tcBorders>
-              <w:top w:val="nil"/>
-              <w:left w:val="nil"/>
-              <w:bottom w:val="single" w:sz="4" w:space="0" w:color="auto"/>
-              <w:right w:val="single" w:sz="4" w:space="0" w:color="auto"/>
-            </w:tcBorders>
-            <w:noWrap/>
-            <w:vAlign w:val="bottom"/>
-            <w:hideMark/>
-          </w:tcPr>
-          <w:p>
-            <w:pPr>
-              <w:rPr>
-                <w:rFonts w:ascii="Aptos Narrow" w:hAnsi="Aptos Narrow"/>
-                <w:color w:val="000000"/>
-                <w:sz w:val="24"/>
-                <w:szCs w:val="24"/>
-                <w:lang w:val="ru-BY"/>
-              </w:rPr>
-            </w:pPr>
-            <w:r>
-              <w:rPr>
-                <w:rFonts w:ascii="Aptos Narrow" w:hAnsi="Aptos Narrow"/>
-                <w:color w:val="000000"/>
-                <w:sz w:val="24"/>
-                <w:szCs w:val="24"/>
-                <w:lang w:val="ru-BY"/>
-              </w:rPr>
-              <w:t>&lt;</w:t>
+            <w:tcW w:w="2074" w:type="dxa"/>
+            <w:tcBorders>
+              <w:top w:val="nil"/>
+              <w:left w:val="nil"/>
+              <w:bottom w:val="single" w:sz="4" w:space="0" w:color="auto"/>
+              <w:right w:val="single" w:sz="4" w:space="0" w:color="auto"/>
+            </w:tcBorders>
+            <w:noWrap/>
+            <w:vAlign w:val="bottom"/>
+            <w:hideMark/>
+          </w:tcPr>
+          <w:p>
+            <w:pPr>
+              <w:rPr>
+                <w:rFonts w:ascii="Aptos Narrow" w:hAnsi="Aptos Narrow"/>
+                <w:color w:val="000000"/>
+                <w:sz w:val="24"/>
+                <w:szCs w:val="24"/>
+                <w:lang w:val="ru-BY"/>
+              </w:rPr>
+            </w:pPr>
+            <w:r>
+              <w:rPr>
+                <w:rFonts w:ascii="Aptos Narrow" w:hAnsi="Aptos Narrow"/>
+                <w:color w:val="000000"/>
+                <w:sz w:val="24"/>
+                <w:szCs w:val="24"/>
+                <w:lang w:val="ru-BY"/>
+              </w:rPr>
+              <w:t>?</w:t>
             </w:r>
           </w:p>
         </w:tc>
@@ -10780,36 +10780,36 @@
         </w:tc>
         <w:tc>
           <w:tcPr>
-            <w:tcW w:w="2060" w:type="dxa"/>
-            <w:tcBorders>
-              <w:top w:val="nil"/>
-              <w:left w:val="nil"/>
-              <w:bottom w:val="single" w:sz="4" w:space="0" w:color="auto"/>
-              <w:right w:val="single" w:sz="4" w:space="0" w:color="auto"/>
-            </w:tcBorders>
-            <w:noWrap/>
-            <w:vAlign w:val="bottom"/>
-            <w:hideMark/>
-          </w:tcPr>
-          <w:p>
-            <w:pPr>
-              <w:rPr>
-                <w:rFonts w:ascii="Aptos Narrow" w:hAnsi="Aptos Narrow"/>
-                <w:color w:val="000000"/>
-                <w:sz w:val="24"/>
-                <w:szCs w:val="24"/>
-                <w:lang w:val="ru-BY"/>
-              </w:rPr>
-            </w:pPr>
-            <w:r>
-              <w:rPr>
-                <w:rFonts w:ascii="Aptos Narrow" w:hAnsi="Aptos Narrow"/>
-                <w:color w:val="000000"/>
-                <w:sz w:val="24"/>
-                <w:szCs w:val="24"/>
-                <w:lang w:val="ru-BY"/>
-              </w:rPr>
-              <w:t>?</w:t>
+            <w:tcW w:w="2074" w:type="dxa"/>
+            <w:tcBorders>
+              <w:top w:val="nil"/>
+              <w:left w:val="nil"/>
+              <w:bottom w:val="single" w:sz="4" w:space="0" w:color="auto"/>
+              <w:right w:val="single" w:sz="4" w:space="0" w:color="auto"/>
+            </w:tcBorders>
+            <w:noWrap/>
+            <w:vAlign w:val="bottom"/>
+            <w:hideMark/>
+          </w:tcPr>
+          <w:p>
+            <w:pPr>
+              <w:rPr>
+                <w:rFonts w:ascii="Aptos Narrow" w:hAnsi="Aptos Narrow"/>
+                <w:color w:val="000000"/>
+                <w:sz w:val="24"/>
+                <w:szCs w:val="24"/>
+                <w:lang w:val="ru-BY"/>
+              </w:rPr>
+            </w:pPr>
+            <w:r>
+              <w:rPr>
+                <w:rFonts w:ascii="Aptos Narrow" w:hAnsi="Aptos Narrow"/>
+                <w:color w:val="000000"/>
+                <w:sz w:val="24"/>
+                <w:szCs w:val="24"/>
+                <w:lang w:val="ru-BY"/>
+              </w:rPr>
+              <w:t>Error()</w:t>
             </w:r>
           </w:p>
         </w:tc>
@@ -10999,36 +10999,36 @@
         </w:tc>
         <w:tc>
           <w:tcPr>
-            <w:tcW w:w="2060" w:type="dxa"/>
-            <w:tcBorders>
-              <w:top w:val="nil"/>
-              <w:left w:val="nil"/>
-              <w:bottom w:val="single" w:sz="4" w:space="0" w:color="auto"/>
-              <w:right w:val="single" w:sz="4" w:space="0" w:color="auto"/>
-            </w:tcBorders>
-            <w:noWrap/>
-            <w:vAlign w:val="bottom"/>
-            <w:hideMark/>
-          </w:tcPr>
-          <w:p>
-            <w:pPr>
-              <w:rPr>
-                <w:rFonts w:ascii="Aptos Narrow" w:hAnsi="Aptos Narrow"/>
-                <w:color w:val="000000"/>
-                <w:sz w:val="24"/>
-                <w:szCs w:val="24"/>
-                <w:lang w:val="ru-BY"/>
-              </w:rPr>
-            </w:pPr>
-            <w:r>
-              <w:rPr>
-                <w:rFonts w:ascii="Aptos Narrow" w:hAnsi="Aptos Narrow"/>
-                <w:color w:val="000000"/>
-                <w:sz w:val="24"/>
-                <w:szCs w:val="24"/>
-                <w:lang w:val="ru-BY"/>
-              </w:rPr>
-              <w:t>Error()</w:t>
+            <w:tcW w:w="2074" w:type="dxa"/>
+            <w:tcBorders>
+              <w:top w:val="nil"/>
+              <w:left w:val="nil"/>
+              <w:bottom w:val="single" w:sz="4" w:space="0" w:color="auto"/>
+              <w:right w:val="single" w:sz="4" w:space="0" w:color="auto"/>
+            </w:tcBorders>
+            <w:noWrap/>
+            <w:vAlign w:val="bottom"/>
+            <w:hideMark/>
+          </w:tcPr>
+          <w:p>
+            <w:pPr>
+              <w:rPr>
+                <w:rFonts w:ascii="Aptos Narrow" w:hAnsi="Aptos Narrow"/>
+                <w:color w:val="000000"/>
+                <w:sz w:val="24"/>
+                <w:szCs w:val="24"/>
+                <w:lang w:val="ru-BY"/>
+              </w:rPr>
+            </w:pPr>
+            <w:r>
+              <w:rPr>
+                <w:rFonts w:ascii="Aptos Narrow" w:hAnsi="Aptos Narrow"/>
+                <w:color w:val="000000"/>
+                <w:sz w:val="24"/>
+                <w:szCs w:val="24"/>
+                <w:lang w:val="ru-BY"/>
+              </w:rPr>
+              <w:t>catch</w:t>
             </w:r>
           </w:p>
         </w:tc>
@@ -11218,36 +11218,36 @@
         </w:tc>
         <w:tc>
           <w:tcPr>
-            <w:tcW w:w="2060" w:type="dxa"/>
-            <w:tcBorders>
-              <w:top w:val="nil"/>
-              <w:left w:val="nil"/>
-              <w:bottom w:val="single" w:sz="4" w:space="0" w:color="auto"/>
-              <w:right w:val="single" w:sz="4" w:space="0" w:color="auto"/>
-            </w:tcBorders>
-            <w:noWrap/>
-            <w:vAlign w:val="bottom"/>
-            <w:hideMark/>
-          </w:tcPr>
-          <w:p>
-            <w:pPr>
-              <w:rPr>
-                <w:rFonts w:ascii="Aptos Narrow" w:hAnsi="Aptos Narrow"/>
-                <w:color w:val="000000"/>
-                <w:sz w:val="24"/>
-                <w:szCs w:val="24"/>
-                <w:lang w:val="ru-BY"/>
-              </w:rPr>
-            </w:pPr>
-            <w:r>
-              <w:rPr>
-                <w:rFonts w:ascii="Aptos Narrow" w:hAnsi="Aptos Narrow"/>
-                <w:color w:val="000000"/>
-                <w:sz w:val="24"/>
-                <w:szCs w:val="24"/>
-                <w:lang w:val="ru-BY"/>
-              </w:rPr>
-              <w:t>catch</w:t>
+            <w:tcW w:w="2074" w:type="dxa"/>
+            <w:tcBorders>
+              <w:top w:val="nil"/>
+              <w:left w:val="nil"/>
+              <w:bottom w:val="single" w:sz="4" w:space="0" w:color="auto"/>
+              <w:right w:val="single" w:sz="4" w:space="0" w:color="auto"/>
+            </w:tcBorders>
+            <w:noWrap/>
+            <w:vAlign w:val="bottom"/>
+            <w:hideMark/>
+          </w:tcPr>
+          <w:p>
+            <w:pPr>
+              <w:rPr>
+                <w:rFonts w:ascii="Aptos Narrow" w:hAnsi="Aptos Narrow"/>
+                <w:color w:val="000000"/>
+                <w:sz w:val="24"/>
+                <w:szCs w:val="24"/>
+                <w:lang w:val="ru-BY"/>
+              </w:rPr>
+            </w:pPr>
+            <w:r>
+              <w:rPr>
+                <w:rFonts w:ascii="Aptos Narrow" w:hAnsi="Aptos Narrow"/>
+                <w:color w:val="000000"/>
+                <w:sz w:val="24"/>
+                <w:szCs w:val="24"/>
+                <w:lang w:val="ru-BY"/>
+              </w:rPr>
+              <w:t>default</w:t>
             </w:r>
           </w:p>
         </w:tc>
@@ -11437,36 +11437,36 @@
         </w:tc>
         <w:tc>
           <w:tcPr>
-            <w:tcW w:w="2060" w:type="dxa"/>
-            <w:tcBorders>
-              <w:top w:val="nil"/>
-              <w:left w:val="nil"/>
-              <w:bottom w:val="single" w:sz="4" w:space="0" w:color="auto"/>
-              <w:right w:val="single" w:sz="4" w:space="0" w:color="auto"/>
-            </w:tcBorders>
-            <w:noWrap/>
-            <w:vAlign w:val="bottom"/>
-            <w:hideMark/>
-          </w:tcPr>
-          <w:p>
-            <w:pPr>
-              <w:rPr>
-                <w:rFonts w:ascii="Aptos Narrow" w:hAnsi="Aptos Narrow"/>
-                <w:color w:val="000000"/>
-                <w:sz w:val="24"/>
-                <w:szCs w:val="24"/>
-                <w:lang w:val="ru-BY"/>
-              </w:rPr>
-            </w:pPr>
-            <w:r>
-              <w:rPr>
-                <w:rFonts w:ascii="Aptos Narrow" w:hAnsi="Aptos Narrow"/>
-                <w:color w:val="000000"/>
-                <w:sz w:val="24"/>
-                <w:szCs w:val="24"/>
-                <w:lang w:val="ru-BY"/>
-              </w:rPr>
-              <w:t>default</w:t>
+            <w:tcW w:w="2074" w:type="dxa"/>
+            <w:tcBorders>
+              <w:top w:val="nil"/>
+              <w:left w:val="nil"/>
+              <w:bottom w:val="single" w:sz="4" w:space="0" w:color="auto"/>
+              <w:right w:val="single" w:sz="4" w:space="0" w:color="auto"/>
+            </w:tcBorders>
+            <w:noWrap/>
+            <w:vAlign w:val="bottom"/>
+            <w:hideMark/>
+          </w:tcPr>
+          <w:p>
+            <w:pPr>
+              <w:rPr>
+                <w:rFonts w:ascii="Aptos Narrow" w:hAnsi="Aptos Narrow"/>
+                <w:color w:val="000000"/>
+                <w:sz w:val="24"/>
+                <w:szCs w:val="24"/>
+                <w:lang w:val="ru-BY"/>
+              </w:rPr>
+            </w:pPr>
+            <w:r>
+              <w:rPr>
+                <w:rFonts w:ascii="Aptos Narrow" w:hAnsi="Aptos Narrow"/>
+                <w:color w:val="000000"/>
+                <w:sz w:val="24"/>
+                <w:szCs w:val="24"/>
+                <w:lang w:val="ru-BY"/>
+              </w:rPr>
+              <w:t>do</w:t>
             </w:r>
           </w:p>
         </w:tc>
@@ -11656,36 +11656,36 @@
         </w:tc>
         <w:tc>
           <w:tcPr>
-            <w:tcW w:w="2060" w:type="dxa"/>
-            <w:tcBorders>
-              <w:top w:val="nil"/>
-              <w:left w:val="nil"/>
-              <w:bottom w:val="single" w:sz="4" w:space="0" w:color="auto"/>
-              <w:right w:val="single" w:sz="4" w:space="0" w:color="auto"/>
-            </w:tcBorders>
-            <w:noWrap/>
-            <w:vAlign w:val="bottom"/>
-            <w:hideMark/>
-          </w:tcPr>
-          <w:p>
-            <w:pPr>
-              <w:rPr>
-                <w:rFonts w:ascii="Aptos Narrow" w:hAnsi="Aptos Narrow"/>
-                <w:color w:val="000000"/>
-                <w:sz w:val="24"/>
-                <w:szCs w:val="24"/>
-                <w:lang w:val="ru-BY"/>
-              </w:rPr>
-            </w:pPr>
-            <w:r>
-              <w:rPr>
-                <w:rFonts w:ascii="Aptos Narrow" w:hAnsi="Aptos Narrow"/>
-                <w:color w:val="000000"/>
-                <w:sz w:val="24"/>
-                <w:szCs w:val="24"/>
-                <w:lang w:val="ru-BY"/>
-              </w:rPr>
-              <w:t>do</w:t>
+            <w:tcW w:w="2074" w:type="dxa"/>
+            <w:tcBorders>
+              <w:top w:val="nil"/>
+              <w:left w:val="nil"/>
+              <w:bottom w:val="single" w:sz="4" w:space="0" w:color="auto"/>
+              <w:right w:val="single" w:sz="4" w:space="0" w:color="auto"/>
+            </w:tcBorders>
+            <w:noWrap/>
+            <w:vAlign w:val="bottom"/>
+            <w:hideMark/>
+          </w:tcPr>
+          <w:p>
+            <w:pPr>
+              <w:rPr>
+                <w:rFonts w:ascii="Aptos Narrow" w:hAnsi="Aptos Narrow"/>
+                <w:color w:val="000000"/>
+                <w:sz w:val="24"/>
+                <w:szCs w:val="24"/>
+                <w:lang w:val="ru-BY"/>
+              </w:rPr>
+            </w:pPr>
+            <w:r>
+              <w:rPr>
+                <w:rFonts w:ascii="Aptos Narrow" w:hAnsi="Aptos Narrow"/>
+                <w:color w:val="000000"/>
+                <w:sz w:val="24"/>
+                <w:szCs w:val="24"/>
+                <w:lang w:val="ru-BY"/>
+              </w:rPr>
+              <w:t>exit()</w:t>
             </w:r>
           </w:p>
         </w:tc>
@@ -11876,36 +11876,36 @@
         </w:tc>
         <w:tc>
           <w:tcPr>
-            <w:tcW w:w="2060" w:type="dxa"/>
-            <w:tcBorders>
-              <w:top w:val="nil"/>
-              <w:left w:val="nil"/>
-              <w:bottom w:val="single" w:sz="4" w:space="0" w:color="auto"/>
-              <w:right w:val="single" w:sz="4" w:space="0" w:color="auto"/>
-            </w:tcBorders>
-            <w:noWrap/>
-            <w:vAlign w:val="bottom"/>
-            <w:hideMark/>
-          </w:tcPr>
-          <w:p>
-            <w:pPr>
-              <w:rPr>
-                <w:rFonts w:ascii="Aptos Narrow" w:hAnsi="Aptos Narrow"/>
-                <w:color w:val="000000"/>
-                <w:sz w:val="24"/>
-                <w:szCs w:val="24"/>
-                <w:lang w:val="ru-BY"/>
-              </w:rPr>
-            </w:pPr>
-            <w:r>
-              <w:rPr>
-                <w:rFonts w:ascii="Aptos Narrow" w:hAnsi="Aptos Narrow"/>
-                <w:color w:val="000000"/>
-                <w:sz w:val="24"/>
-                <w:szCs w:val="24"/>
-                <w:lang w:val="ru-BY"/>
-              </w:rPr>
-              <w:t>exit()</w:t>
+            <w:tcW w:w="2074" w:type="dxa"/>
+            <w:tcBorders>
+              <w:top w:val="nil"/>
+              <w:left w:val="nil"/>
+              <w:bottom w:val="single" w:sz="4" w:space="0" w:color="auto"/>
+              <w:right w:val="single" w:sz="4" w:space="0" w:color="auto"/>
+            </w:tcBorders>
+            <w:noWrap/>
+            <w:vAlign w:val="bottom"/>
+            <w:hideMark/>
+          </w:tcPr>
+          <w:p>
+            <w:pPr>
+              <w:rPr>
+                <w:rFonts w:ascii="Aptos Narrow" w:hAnsi="Aptos Narrow"/>
+                <w:color w:val="000000"/>
+                <w:sz w:val="24"/>
+                <w:szCs w:val="24"/>
+                <w:lang w:val="ru-BY"/>
+              </w:rPr>
+            </w:pPr>
+            <w:r>
+              <w:rPr>
+                <w:rFonts w:ascii="Aptos Narrow" w:hAnsi="Aptos Narrow"/>
+                <w:color w:val="000000"/>
+                <w:sz w:val="24"/>
+                <w:szCs w:val="24"/>
+                <w:lang w:val="ru-BY"/>
+              </w:rPr>
+              <w:t>floor()</w:t>
             </w:r>
           </w:p>
         </w:tc>
@@ -12095,36 +12095,36 @@
         </w:tc>
         <w:tc>
           <w:tcPr>
-            <w:tcW w:w="2060" w:type="dxa"/>
-            <w:tcBorders>
-              <w:top w:val="nil"/>
-              <w:left w:val="nil"/>
-              <w:bottom w:val="single" w:sz="4" w:space="0" w:color="auto"/>
-              <w:right w:val="single" w:sz="4" w:space="0" w:color="auto"/>
-            </w:tcBorders>
-            <w:noWrap/>
-            <w:vAlign w:val="bottom"/>
-            <w:hideMark/>
-          </w:tcPr>
-          <w:p>
-            <w:pPr>
-              <w:rPr>
-                <w:rFonts w:ascii="Aptos Narrow" w:hAnsi="Aptos Narrow"/>
-                <w:color w:val="000000"/>
-                <w:sz w:val="24"/>
-                <w:szCs w:val="24"/>
-                <w:lang w:val="ru-BY"/>
-              </w:rPr>
-            </w:pPr>
-            <w:r>
-              <w:rPr>
-                <w:rFonts w:ascii="Aptos Narrow" w:hAnsi="Aptos Narrow"/>
-                <w:color w:val="000000"/>
-                <w:sz w:val="24"/>
-                <w:szCs w:val="24"/>
-                <w:lang w:val="ru-BY"/>
-              </w:rPr>
-              <w:t>floor()</w:t>
+            <w:tcW w:w="2074" w:type="dxa"/>
+            <w:tcBorders>
+              <w:top w:val="nil"/>
+              <w:left w:val="nil"/>
+              <w:bottom w:val="single" w:sz="4" w:space="0" w:color="auto"/>
+              <w:right w:val="single" w:sz="4" w:space="0" w:color="auto"/>
+            </w:tcBorders>
+            <w:noWrap/>
+            <w:vAlign w:val="bottom"/>
+            <w:hideMark/>
+          </w:tcPr>
+          <w:p>
+            <w:pPr>
+              <w:rPr>
+                <w:rFonts w:ascii="Aptos Narrow" w:hAnsi="Aptos Narrow"/>
+                <w:color w:val="000000"/>
+                <w:sz w:val="24"/>
+                <w:szCs w:val="24"/>
+                <w:lang w:val="ru-BY"/>
+              </w:rPr>
+            </w:pPr>
+            <w:r>
+              <w:rPr>
+                <w:rFonts w:ascii="Aptos Narrow" w:hAnsi="Aptos Narrow"/>
+                <w:color w:val="000000"/>
+                <w:sz w:val="24"/>
+                <w:szCs w:val="24"/>
+                <w:lang w:val="ru-BY"/>
+              </w:rPr>
+              <w:t>for</w:t>
             </w:r>
           </w:p>
         </w:tc>
@@ -12314,36 +12314,36 @@
         </w:tc>
         <w:tc>
           <w:tcPr>
-            <w:tcW w:w="2060" w:type="dxa"/>
-            <w:tcBorders>
-              <w:top w:val="nil"/>
-              <w:left w:val="nil"/>
-              <w:bottom w:val="single" w:sz="4" w:space="0" w:color="auto"/>
-              <w:right w:val="single" w:sz="4" w:space="0" w:color="auto"/>
-            </w:tcBorders>
-            <w:noWrap/>
-            <w:vAlign w:val="bottom"/>
-            <w:hideMark/>
-          </w:tcPr>
-          <w:p>
-            <w:pPr>
-              <w:rPr>
-                <w:rFonts w:ascii="Aptos Narrow" w:hAnsi="Aptos Narrow"/>
-                <w:color w:val="000000"/>
-                <w:sz w:val="24"/>
-                <w:szCs w:val="24"/>
-                <w:lang w:val="ru-BY"/>
-              </w:rPr>
-            </w:pPr>
-            <w:r>
-              <w:rPr>
-                <w:rFonts w:ascii="Aptos Narrow" w:hAnsi="Aptos Narrow"/>
-                <w:color w:val="000000"/>
-                <w:sz w:val="24"/>
-                <w:szCs w:val="24"/>
-                <w:lang w:val="ru-BY"/>
-              </w:rPr>
-              <w:t>for</w:t>
+            <w:tcW w:w="2074" w:type="dxa"/>
+            <w:tcBorders>
+              <w:top w:val="nil"/>
+              <w:left w:val="nil"/>
+              <w:bottom w:val="single" w:sz="4" w:space="0" w:color="auto"/>
+              <w:right w:val="single" w:sz="4" w:space="0" w:color="auto"/>
+            </w:tcBorders>
+            <w:noWrap/>
+            <w:vAlign w:val="bottom"/>
+            <w:hideMark/>
+          </w:tcPr>
+          <w:p>
+            <w:pPr>
+              <w:rPr>
+                <w:rFonts w:ascii="Aptos Narrow" w:hAnsi="Aptos Narrow"/>
+                <w:color w:val="000000"/>
+                <w:sz w:val="24"/>
+                <w:szCs w:val="24"/>
+                <w:lang w:val="ru-BY"/>
+              </w:rPr>
+            </w:pPr>
+            <w:r>
+              <w:rPr>
+                <w:rFonts w:ascii="Aptos Narrow" w:hAnsi="Aptos Narrow"/>
+                <w:color w:val="000000"/>
+                <w:sz w:val="24"/>
+                <w:szCs w:val="24"/>
+                <w:lang w:val="ru-BY"/>
+              </w:rPr>
+              <w:t>isNaN()</w:t>
             </w:r>
           </w:p>
         </w:tc>
@@ -12533,36 +12533,36 @@
         </w:tc>
         <w:tc>
           <w:tcPr>
-            <w:tcW w:w="2060" w:type="dxa"/>
-            <w:tcBorders>
-              <w:top w:val="nil"/>
-              <w:left w:val="nil"/>
-              <w:bottom w:val="single" w:sz="4" w:space="0" w:color="auto"/>
-              <w:right w:val="single" w:sz="4" w:space="0" w:color="auto"/>
-            </w:tcBorders>
-            <w:noWrap/>
-            <w:vAlign w:val="bottom"/>
-            <w:hideMark/>
-          </w:tcPr>
-          <w:p>
-            <w:pPr>
-              <w:rPr>
-                <w:rFonts w:ascii="Aptos Narrow" w:hAnsi="Aptos Narrow"/>
-                <w:color w:val="000000"/>
-                <w:sz w:val="24"/>
-                <w:szCs w:val="24"/>
-                <w:lang w:val="ru-BY"/>
-              </w:rPr>
-            </w:pPr>
-            <w:r>
-              <w:rPr>
-                <w:rFonts w:ascii="Aptos Narrow" w:hAnsi="Aptos Narrow"/>
-                <w:color w:val="000000"/>
-                <w:sz w:val="24"/>
-                <w:szCs w:val="24"/>
-                <w:lang w:val="ru-BY"/>
-              </w:rPr>
-              <w:t>isNaN()</w:t>
+            <w:tcW w:w="2074" w:type="dxa"/>
+            <w:tcBorders>
+              <w:top w:val="nil"/>
+              <w:left w:val="nil"/>
+              <w:bottom w:val="single" w:sz="4" w:space="0" w:color="auto"/>
+              <w:right w:val="single" w:sz="4" w:space="0" w:color="auto"/>
+            </w:tcBorders>
+            <w:noWrap/>
+            <w:vAlign w:val="bottom"/>
+            <w:hideMark/>
+          </w:tcPr>
+          <w:p>
+            <w:pPr>
+              <w:rPr>
+                <w:rFonts w:ascii="Aptos Narrow" w:hAnsi="Aptos Narrow"/>
+                <w:color w:val="000000"/>
+                <w:sz w:val="24"/>
+                <w:szCs w:val="24"/>
+                <w:lang w:val="ru-BY"/>
+              </w:rPr>
+            </w:pPr>
+            <w:r>
+              <w:rPr>
+                <w:rFonts w:ascii="Aptos Narrow" w:hAnsi="Aptos Narrow"/>
+                <w:color w:val="000000"/>
+                <w:sz w:val="24"/>
+                <w:szCs w:val="24"/>
+                <w:lang w:val="ru-BY"/>
+              </w:rPr>
+              <w:t>new</w:t>
             </w:r>
           </w:p>
         </w:tc>
@@ -12752,36 +12752,36 @@
         </w:tc>
         <w:tc>
           <w:tcPr>
-            <w:tcW w:w="2060" w:type="dxa"/>
-            <w:tcBorders>
-              <w:top w:val="nil"/>
-              <w:left w:val="nil"/>
-              <w:bottom w:val="single" w:sz="4" w:space="0" w:color="auto"/>
-              <w:right w:val="single" w:sz="4" w:space="0" w:color="auto"/>
-            </w:tcBorders>
-            <w:noWrap/>
-            <w:vAlign w:val="bottom"/>
-            <w:hideMark/>
-          </w:tcPr>
-          <w:p>
-            <w:pPr>
-              <w:rPr>
-                <w:rFonts w:ascii="Aptos Narrow" w:hAnsi="Aptos Narrow"/>
-                <w:color w:val="000000"/>
-                <w:sz w:val="24"/>
-                <w:szCs w:val="24"/>
-                <w:lang w:val="ru-BY"/>
-              </w:rPr>
-            </w:pPr>
-            <w:r>
-              <w:rPr>
-                <w:rFonts w:ascii="Aptos Narrow" w:hAnsi="Aptos Narrow"/>
-                <w:color w:val="000000"/>
-                <w:sz w:val="24"/>
-                <w:szCs w:val="24"/>
-                <w:lang w:val="ru-BY"/>
-              </w:rPr>
-              <w:t>new</w:t>
+            <w:tcW w:w="2074" w:type="dxa"/>
+            <w:tcBorders>
+              <w:top w:val="nil"/>
+              <w:left w:val="nil"/>
+              <w:bottom w:val="single" w:sz="4" w:space="0" w:color="auto"/>
+              <w:right w:val="single" w:sz="4" w:space="0" w:color="auto"/>
+            </w:tcBorders>
+            <w:noWrap/>
+            <w:vAlign w:val="bottom"/>
+            <w:hideMark/>
+          </w:tcPr>
+          <w:p>
+            <w:pPr>
+              <w:rPr>
+                <w:rFonts w:ascii="Aptos Narrow" w:hAnsi="Aptos Narrow"/>
+                <w:color w:val="000000"/>
+                <w:sz w:val="24"/>
+                <w:szCs w:val="24"/>
+                <w:lang w:val="ru-BY"/>
+              </w:rPr>
+            </w:pPr>
+            <w:r>
+              <w:rPr>
+                <w:rFonts w:ascii="Aptos Narrow" w:hAnsi="Aptos Narrow"/>
+                <w:color w:val="000000"/>
+                <w:sz w:val="24"/>
+                <w:szCs w:val="24"/>
+                <w:lang w:val="ru-BY"/>
+              </w:rPr>
+              <w:t>require()</w:t>
             </w:r>
           </w:p>
         </w:tc>
@@ -12971,36 +12971,36 @@
         </w:tc>
         <w:tc>
           <w:tcPr>
-            <w:tcW w:w="2060" w:type="dxa"/>
-            <w:tcBorders>
-              <w:top w:val="nil"/>
-              <w:left w:val="nil"/>
-              <w:bottom w:val="single" w:sz="4" w:space="0" w:color="auto"/>
-              <w:right w:val="single" w:sz="4" w:space="0" w:color="auto"/>
-            </w:tcBorders>
-            <w:noWrap/>
-            <w:vAlign w:val="bottom"/>
-            <w:hideMark/>
-          </w:tcPr>
-          <w:p>
-            <w:pPr>
-              <w:rPr>
-                <w:rFonts w:ascii="Aptos Narrow" w:hAnsi="Aptos Narrow"/>
-                <w:color w:val="000000"/>
-                <w:sz w:val="24"/>
-                <w:szCs w:val="24"/>
-                <w:lang w:val="ru-BY"/>
-              </w:rPr>
-            </w:pPr>
-            <w:r>
-              <w:rPr>
-                <w:rFonts w:ascii="Aptos Narrow" w:hAnsi="Aptos Narrow"/>
-                <w:color w:val="000000"/>
-                <w:sz w:val="24"/>
-                <w:szCs w:val="24"/>
-                <w:lang w:val="ru-BY"/>
-              </w:rPr>
-              <w:t>require()</w:t>
+            <w:tcW w:w="2074" w:type="dxa"/>
+            <w:tcBorders>
+              <w:top w:val="nil"/>
+              <w:left w:val="nil"/>
+              <w:bottom w:val="single" w:sz="4" w:space="0" w:color="auto"/>
+              <w:right w:val="single" w:sz="4" w:space="0" w:color="auto"/>
+            </w:tcBorders>
+            <w:noWrap/>
+            <w:vAlign w:val="bottom"/>
+            <w:hideMark/>
+          </w:tcPr>
+          <w:p>
+            <w:pPr>
+              <w:rPr>
+                <w:rFonts w:ascii="Aptos Narrow" w:hAnsi="Aptos Narrow"/>
+                <w:color w:val="000000"/>
+                <w:sz w:val="24"/>
+                <w:szCs w:val="24"/>
+                <w:lang w:val="ru-BY"/>
+              </w:rPr>
+            </w:pPr>
+            <w:r>
+              <w:rPr>
+                <w:rFonts w:ascii="Aptos Narrow" w:hAnsi="Aptos Narrow"/>
+                <w:color w:val="000000"/>
+                <w:sz w:val="24"/>
+                <w:szCs w:val="24"/>
+                <w:lang w:val="ru-BY"/>
+              </w:rPr>
+              <w:t>switch</w:t>
             </w:r>
           </w:p>
         </w:tc>
@@ -13191,36 +13191,36 @@
         </w:tc>
         <w:tc>
           <w:tcPr>
-            <w:tcW w:w="2060" w:type="dxa"/>
-            <w:tcBorders>
-              <w:top w:val="nil"/>
-              <w:left w:val="nil"/>
-              <w:bottom w:val="single" w:sz="4" w:space="0" w:color="auto"/>
-              <w:right w:val="single" w:sz="4" w:space="0" w:color="auto"/>
-            </w:tcBorders>
-            <w:noWrap/>
-            <w:vAlign w:val="bottom"/>
-            <w:hideMark/>
-          </w:tcPr>
-          <w:p>
-            <w:pPr>
-              <w:rPr>
-                <w:rFonts w:ascii="Aptos Narrow" w:hAnsi="Aptos Narrow"/>
-                <w:color w:val="000000"/>
-                <w:sz w:val="24"/>
-                <w:szCs w:val="24"/>
-                <w:lang w:val="ru-BY"/>
-              </w:rPr>
-            </w:pPr>
-            <w:r>
-              <w:rPr>
-                <w:rFonts w:ascii="Aptos Narrow" w:hAnsi="Aptos Narrow"/>
-                <w:color w:val="000000"/>
-                <w:sz w:val="24"/>
-                <w:szCs w:val="24"/>
-                <w:lang w:val="ru-BY"/>
-              </w:rPr>
-              <w:t>switch</w:t>
+            <w:tcW w:w="2074" w:type="dxa"/>
+            <w:tcBorders>
+              <w:top w:val="nil"/>
+              <w:left w:val="nil"/>
+              <w:bottom w:val="single" w:sz="4" w:space="0" w:color="auto"/>
+              <w:right w:val="single" w:sz="4" w:space="0" w:color="auto"/>
+            </w:tcBorders>
+            <w:noWrap/>
+            <w:vAlign w:val="bottom"/>
+            <w:hideMark/>
+          </w:tcPr>
+          <w:p>
+            <w:pPr>
+              <w:rPr>
+                <w:rFonts w:ascii="Aptos Narrow" w:hAnsi="Aptos Narrow"/>
+                <w:color w:val="000000"/>
+                <w:sz w:val="24"/>
+                <w:szCs w:val="24"/>
+                <w:lang w:val="ru-BY"/>
+              </w:rPr>
+            </w:pPr>
+            <w:r>
+              <w:rPr>
+                <w:rFonts w:ascii="Aptos Narrow" w:hAnsi="Aptos Narrow"/>
+                <w:color w:val="000000"/>
+                <w:sz w:val="24"/>
+                <w:szCs w:val="24"/>
+                <w:lang w:val="ru-BY"/>
+              </w:rPr>
+              <w:t>throw</w:t>
             </w:r>
           </w:p>
         </w:tc>
@@ -13411,36 +13411,36 @@
         </w:tc>
         <w:tc>
           <w:tcPr>
-            <w:tcW w:w="2060" w:type="dxa"/>
-            <w:tcBorders>
-              <w:top w:val="nil"/>
-              <w:left w:val="nil"/>
-              <w:bottom w:val="single" w:sz="4" w:space="0" w:color="auto"/>
-              <w:right w:val="single" w:sz="4" w:space="0" w:color="auto"/>
-            </w:tcBorders>
-            <w:noWrap/>
-            <w:vAlign w:val="bottom"/>
-            <w:hideMark/>
-          </w:tcPr>
-          <w:p>
-            <w:pPr>
-              <w:rPr>
-                <w:rFonts w:ascii="Aptos Narrow" w:hAnsi="Aptos Narrow"/>
-                <w:color w:val="000000"/>
-                <w:sz w:val="24"/>
-                <w:szCs w:val="24"/>
-                <w:lang w:val="ru-BY"/>
-              </w:rPr>
-            </w:pPr>
-            <w:r>
-              <w:rPr>
-                <w:rFonts w:ascii="Aptos Narrow" w:hAnsi="Aptos Narrow"/>
-                <w:color w:val="000000"/>
-                <w:sz w:val="24"/>
-                <w:szCs w:val="24"/>
-                <w:lang w:val="ru-BY"/>
-              </w:rPr>
-              <w:t>throw</w:t>
+            <w:tcW w:w="2074" w:type="dxa"/>
+            <w:tcBorders>
+              <w:top w:val="nil"/>
+              <w:left w:val="nil"/>
+              <w:bottom w:val="single" w:sz="4" w:space="0" w:color="auto"/>
+              <w:right w:val="single" w:sz="4" w:space="0" w:color="auto"/>
+            </w:tcBorders>
+            <w:noWrap/>
+            <w:vAlign w:val="bottom"/>
+            <w:hideMark/>
+          </w:tcPr>
+          <w:p>
+            <w:pPr>
+              <w:rPr>
+                <w:rFonts w:ascii="Aptos Narrow" w:hAnsi="Aptos Narrow"/>
+                <w:color w:val="000000"/>
+                <w:sz w:val="24"/>
+                <w:szCs w:val="24"/>
+                <w:lang w:val="ru-BY"/>
+              </w:rPr>
+            </w:pPr>
+            <w:r>
+              <w:rPr>
+                <w:rFonts w:ascii="Aptos Narrow" w:hAnsi="Aptos Narrow"/>
+                <w:color w:val="000000"/>
+                <w:sz w:val="24"/>
+                <w:szCs w:val="24"/>
+                <w:lang w:val="ru-BY"/>
+              </w:rPr>
+              <w:t>try</w:t>
             </w:r>
           </w:p>
         </w:tc>
@@ -13631,36 +13631,36 @@
         </w:tc>
         <w:tc>
           <w:tcPr>
-            <w:tcW w:w="2060" w:type="dxa"/>
-            <w:tcBorders>
-              <w:top w:val="nil"/>
-              <w:left w:val="nil"/>
-              <w:bottom w:val="single" w:sz="4" w:space="0" w:color="auto"/>
-              <w:right w:val="single" w:sz="4" w:space="0" w:color="auto"/>
-            </w:tcBorders>
-            <w:noWrap/>
-            <w:vAlign w:val="bottom"/>
-            <w:hideMark/>
-          </w:tcPr>
-          <w:p>
-            <w:pPr>
-              <w:rPr>
-                <w:rFonts w:ascii="Aptos Narrow" w:hAnsi="Aptos Narrow"/>
-                <w:color w:val="000000"/>
-                <w:sz w:val="24"/>
-                <w:szCs w:val="24"/>
-                <w:lang w:val="ru-BY"/>
-              </w:rPr>
-            </w:pPr>
-            <w:r>
-              <w:rPr>
-                <w:rFonts w:ascii="Aptos Narrow" w:hAnsi="Aptos Narrow"/>
-                <w:color w:val="000000"/>
-                <w:sz w:val="24"/>
-                <w:szCs w:val="24"/>
-                <w:lang w:val="ru-BY"/>
-              </w:rPr>
-              <w:t>try</w:t>
+            <w:tcW w:w="2074" w:type="dxa"/>
+            <w:tcBorders>
+              <w:top w:val="nil"/>
+              <w:left w:val="nil"/>
+              <w:bottom w:val="single" w:sz="4" w:space="0" w:color="auto"/>
+              <w:right w:val="single" w:sz="4" w:space="0" w:color="auto"/>
+            </w:tcBorders>
+            <w:noWrap/>
+            <w:vAlign w:val="bottom"/>
+            <w:hideMark/>
+          </w:tcPr>
+          <w:p>
+            <w:pPr>
+              <w:rPr>
+                <w:rFonts w:ascii="Aptos Narrow" w:hAnsi="Aptos Narrow"/>
+                <w:color w:val="000000"/>
+                <w:sz w:val="24"/>
+                <w:szCs w:val="24"/>
+                <w:lang w:val="ru-BY"/>
+              </w:rPr>
+            </w:pPr>
+            <w:r>
+              <w:rPr>
+                <w:rFonts w:ascii="Aptos Narrow" w:hAnsi="Aptos Narrow"/>
+                <w:color w:val="000000"/>
+                <w:sz w:val="24"/>
+                <w:szCs w:val="24"/>
+                <w:lang w:val="ru-BY"/>
+              </w:rPr>
+              <w:t>typeof</w:t>
             </w:r>
           </w:p>
         </w:tc>
@@ -13851,36 +13851,36 @@
         </w:tc>
         <w:tc>
           <w:tcPr>
-            <w:tcW w:w="2060" w:type="dxa"/>
-            <w:tcBorders>
-              <w:top w:val="nil"/>
-              <w:left w:val="nil"/>
-              <w:bottom w:val="single" w:sz="4" w:space="0" w:color="auto"/>
-              <w:right w:val="single" w:sz="4" w:space="0" w:color="auto"/>
-            </w:tcBorders>
-            <w:noWrap/>
-            <w:vAlign w:val="bottom"/>
-            <w:hideMark/>
-          </w:tcPr>
-          <w:p>
-            <w:pPr>
-              <w:rPr>
-                <w:rFonts w:ascii="Aptos Narrow" w:hAnsi="Aptos Narrow"/>
-                <w:color w:val="000000"/>
-                <w:sz w:val="24"/>
-                <w:szCs w:val="24"/>
-                <w:lang w:val="ru-BY"/>
-              </w:rPr>
-            </w:pPr>
-            <w:r>
-              <w:rPr>
-                <w:rFonts w:ascii="Aptos Narrow" w:hAnsi="Aptos Narrow"/>
-                <w:color w:val="000000"/>
-                <w:sz w:val="24"/>
-                <w:szCs w:val="24"/>
-                <w:lang w:val="ru-BY"/>
-              </w:rPr>
-              <w:t>typeof</w:t>
+            <w:tcW w:w="2074" w:type="dxa"/>
+            <w:tcBorders>
+              <w:top w:val="nil"/>
+              <w:left w:val="nil"/>
+              <w:bottom w:val="single" w:sz="4" w:space="0" w:color="auto"/>
+              <w:right w:val="single" w:sz="4" w:space="0" w:color="auto"/>
+            </w:tcBorders>
+            <w:noWrap/>
+            <w:vAlign w:val="bottom"/>
+            <w:hideMark/>
+          </w:tcPr>
+          <w:p>
+            <w:pPr>
+              <w:rPr>
+                <w:rFonts w:ascii="Aptos Narrow" w:hAnsi="Aptos Narrow"/>
+                <w:color w:val="000000"/>
+                <w:sz w:val="24"/>
+                <w:szCs w:val="24"/>
+                <w:lang w:val="ru-BY"/>
+              </w:rPr>
+            </w:pPr>
+            <w:r>
+              <w:rPr>
+                <w:rFonts w:ascii="Aptos Narrow" w:hAnsi="Aptos Narrow"/>
+                <w:color w:val="000000"/>
+                <w:sz w:val="24"/>
+                <w:szCs w:val="24"/>
+                <w:lang w:val="ru-BY"/>
+              </w:rPr>
+              <w:t>||</w:t>
             </w:r>
           </w:p>
         </w:tc>
@@ -14056,86 +14056,76 @@
                 <w:lang w:val="ru-BY"/>
               </w:rPr>
             </w:pPr>
-            <w:r>
-              <w:rPr>
-                <w:rFonts w:ascii="Aptos Narrow" w:hAnsi="Aptos Narrow"/>
-                <w:color w:val="000000"/>
-                <w:sz w:val="24"/>
-                <w:szCs w:val="24"/>
-                <w:lang w:val="ru-BY"/>
-              </w:rPr>
-              <w:t>50</w:t>
-            </w:r>
-          </w:p>
-        </w:tc>
-        <w:tc>
-          <w:tcPr>
-            <w:tcW w:w="2060" w:type="dxa"/>
-            <w:tcBorders>
-              <w:top w:val="nil"/>
-              <w:left w:val="nil"/>
-              <w:bottom w:val="single" w:sz="4" w:space="0" w:color="auto"/>
-              <w:right w:val="single" w:sz="4" w:space="0" w:color="auto"/>
-            </w:tcBorders>
-            <w:noWrap/>
-            <w:vAlign w:val="bottom"/>
-            <w:hideMark/>
-          </w:tcPr>
-          <w:p>
-            <w:pPr>
-              <w:rPr>
-                <w:rFonts w:ascii="Aptos Narrow" w:hAnsi="Aptos Narrow"/>
-                <w:color w:val="000000"/>
-                <w:sz w:val="24"/>
-                <w:szCs w:val="24"/>
-                <w:lang w:val="ru-BY"/>
-              </w:rPr>
-            </w:pPr>
-            <w:r>
-              <w:rPr>
-                <w:rFonts w:ascii="Aptos Narrow" w:hAnsi="Aptos Narrow"/>
-                <w:color w:val="000000"/>
-                <w:sz w:val="24"/>
-                <w:szCs w:val="24"/>
-                <w:lang w:val="ru-BY"/>
-              </w:rPr>
-              <w:t>||</w:t>
-            </w:r>
-          </w:p>
-        </w:tc>
-        <w:tc>
-          <w:tcPr>
-            <w:tcW w:w="1300" w:type="dxa"/>
-            <w:tcBorders>
-              <w:top w:val="nil"/>
-              <w:left w:val="nil"/>
-              <w:bottom w:val="single" w:sz="4" w:space="0" w:color="auto"/>
-              <w:right w:val="single" w:sz="4" w:space="0" w:color="auto"/>
-            </w:tcBorders>
-            <w:noWrap/>
-            <w:vAlign w:val="bottom"/>
-            <w:hideMark/>
-          </w:tcPr>
-          <w:p>
-            <w:pPr>
-              <w:jc w:val="right"/>
-              <w:rPr>
-                <w:rFonts w:ascii="Aptos Narrow" w:hAnsi="Aptos Narrow"/>
-                <w:color w:val="000000"/>
-                <w:sz w:val="24"/>
-                <w:szCs w:val="24"/>
-                <w:lang w:val="ru-BY"/>
-              </w:rPr>
-            </w:pPr>
-            <w:r>
-              <w:rPr>
-                <w:rFonts w:ascii="Aptos Narrow" w:hAnsi="Aptos Narrow"/>
-                <w:color w:val="000000"/>
-                <w:sz w:val="24"/>
-                <w:szCs w:val="24"/>
-                <w:lang w:val="ru-BY"/>
-              </w:rPr>
-              <w:t>1</w:t>
+          </w:p>
+        </w:tc>
+        <w:tc>
+          <w:tcPr>
+            <w:tcW w:w="2074" w:type="dxa"/>
+            <w:tcBorders>
+              <w:top w:val="nil"/>
+              <w:left w:val="nil"/>
+              <w:bottom w:val="single" w:sz="4" w:space="0" w:color="auto"/>
+              <w:right w:val="single" w:sz="4" w:space="0" w:color="auto"/>
+            </w:tcBorders>
+            <w:noWrap/>
+            <w:vAlign w:val="bottom"/>
+            <w:hideMark/>
+          </w:tcPr>
+          <w:p>
+            <w:pPr>
+              <w:rPr>
+                <w:rFonts w:ascii="Aptos Narrow" w:hAnsi="Aptos Narrow"/>
+                <w:color w:val="000000"/>
+                <w:sz w:val="24"/>
+                <w:szCs w:val="24"/>
+                <w:lang w:val="ru-BY"/>
+              </w:rPr>
+            </w:pPr>
+            <w:r>
+              <w:rPr>
+                <w:rFonts w:ascii="Aptos Narrow" w:hAnsi="Aptos Narrow"/>
+                <w:color w:val="000000"/>
+                <w:sz w:val="24"/>
+                <w:szCs w:val="24"/>
+                <w:lang w:val="ru-BY"/>
+              </w:rPr>
+              <w:t> </w:t>
+            </w:r>
+          </w:p>
+        </w:tc>
+        <w:tc>
+          <w:tcPr>
+            <w:tcW w:w="1300" w:type="dxa"/>
+            <w:tcBorders>
+              <w:top w:val="nil"/>
+              <w:left w:val="nil"/>
+              <w:bottom w:val="single" w:sz="4" w:space="0" w:color="auto"/>
+              <w:right w:val="single" w:sz="4" w:space="0" w:color="auto"/>
+            </w:tcBorders>
+            <w:noWrap/>
+            <w:vAlign w:val="bottom"/>
+            <w:hideMark/>
+          </w:tcPr>
+          <w:p>
+            <w:pPr>
+              <w:jc w:val="right"/>
+              <w:rPr>
+                <w:rFonts w:ascii="Aptos Narrow" w:hAnsi="Aptos Narrow"/>
+                <w:color w:val="000000"/>
+                <w:sz w:val="24"/>
+                <w:szCs w:val="24"/>
+                <w:lang w:val="ru-BY"/>
+              </w:rPr>
+            </w:pPr>
+            <w:r>
+              <w:rPr>
+                <w:rFonts w:ascii="Aptos Narrow" w:hAnsi="Aptos Narrow"/>
+                <w:color w:val="000000"/>
+                <w:sz w:val="24"/>
+                <w:szCs w:val="24"/>
+                <w:lang w:val="ru-BY"/>
+              </w:rPr>
+              <w:t> </w:t>
             </w:r>
           </w:p>
         </w:tc>
@@ -14288,7 +14278,7 @@
         </w:tc>
         <w:tc>
           <w:tcPr>
-            <w:tcW w:w="2060" w:type="dxa"/>
+            <w:tcW w:w="2074" w:type="dxa"/>
             <w:tcBorders>
               <w:top w:val="nil"/>
               <w:left w:val="nil"/>
@@ -14505,7 +14495,7 @@
         </w:tc>
         <w:tc>
           <w:tcPr>
-            <w:tcW w:w="2060" w:type="dxa"/>
+            <w:tcW w:w="2074" w:type="dxa"/>
             <w:tcBorders>
               <w:top w:val="nil"/>
               <w:left w:val="nil"/>
@@ -14722,7 +14712,7 @@
         </w:tc>
         <w:tc>
           <w:tcPr>
-            <w:tcW w:w="2060" w:type="dxa"/>
+            <w:tcW w:w="2074" w:type="dxa"/>
             <w:tcBorders>
               <w:top w:val="nil"/>
               <w:left w:val="nil"/>
@@ -14939,7 +14929,7 @@
         </w:tc>
         <w:tc>
           <w:tcPr>
-            <w:tcW w:w="2060" w:type="dxa"/>
+            <w:tcW w:w="2074" w:type="dxa"/>
             <w:tcBorders>
               <w:top w:val="nil"/>
               <w:left w:val="nil"/>
@@ -15156,7 +15146,7 @@
         </w:tc>
         <w:tc>
           <w:tcPr>
-            <w:tcW w:w="2060" w:type="dxa"/>
+            <w:tcW w:w="2074" w:type="dxa"/>
             <w:tcBorders>
               <w:top w:val="nil"/>
               <w:left w:val="nil"/>
@@ -15373,7 +15363,7 @@
         </w:tc>
         <w:tc>
           <w:tcPr>
-            <w:tcW w:w="2060" w:type="dxa"/>
+            <w:tcW w:w="2074" w:type="dxa"/>
             <w:tcBorders>
               <w:top w:val="nil"/>
               <w:left w:val="nil"/>
@@ -15590,7 +15580,7 @@
         </w:tc>
         <w:tc>
           <w:tcPr>
-            <w:tcW w:w="2060" w:type="dxa"/>
+            <w:tcW w:w="2074" w:type="dxa"/>
             <w:tcBorders>
               <w:top w:val="nil"/>
               <w:left w:val="nil"/>
@@ -15807,7 +15797,7 @@
         </w:tc>
         <w:tc>
           <w:tcPr>
-            <w:tcW w:w="2060" w:type="dxa"/>
+            <w:tcW w:w="2074" w:type="dxa"/>
             <w:tcBorders>
               <w:top w:val="nil"/>
               <w:left w:val="nil"/>
@@ -16024,7 +16014,7 @@
         </w:tc>
         <w:tc>
           <w:tcPr>
-            <w:tcW w:w="2060" w:type="dxa"/>
+            <w:tcW w:w="2074" w:type="dxa"/>
             <w:tcBorders>
               <w:top w:val="nil"/>
               <w:left w:val="nil"/>
@@ -16241,34 +16231,34 @@
         </w:tc>
         <w:tc>
           <w:tcPr>
-            <w:tcW w:w="2060" w:type="dxa"/>
-            <w:tcBorders>
-              <w:top w:val="nil"/>
-              <w:left w:val="nil"/>
-              <w:bottom w:val="single" w:sz="4" w:space="0" w:color="auto"/>
-              <w:right w:val="single" w:sz="4" w:space="0" w:color="auto"/>
-            </w:tcBorders>
-            <w:noWrap/>
-            <w:vAlign w:val="bottom"/>
-            <w:hideMark/>
-          </w:tcPr>
-          <w:p>
-            <w:pPr>
-              <w:rPr>
-                <w:rFonts w:ascii="Aptos Narrow" w:hAnsi="Aptos Narrow"/>
-                <w:color w:val="000000"/>
-                <w:sz w:val="24"/>
-                <w:szCs w:val="24"/>
-                <w:lang w:val="ru-BY"/>
-              </w:rPr>
-            </w:pPr>
-            <w:r>
-              <w:rPr>
-                <w:rFonts w:ascii="Aptos Narrow" w:hAnsi="Aptos Narrow"/>
-                <w:color w:val="000000"/>
-                <w:sz w:val="24"/>
-                <w:szCs w:val="24"/>
-                <w:lang w:val="ru-BY"/>
+            <w:tcW w:w="2074" w:type="dxa"/>
+            <w:tcBorders>
+              <w:top w:val="nil"/>
+              <w:left w:val="nil"/>
+              <w:bottom w:val="single" w:sz="4" w:space="0" w:color="auto"/>
+              <w:right w:val="single" w:sz="4" w:space="0" w:color="auto"/>
+            </w:tcBorders>
+            <w:noWrap/>
+            <w:vAlign w:val="center"/>
+            <w:hideMark/>
+          </w:tcPr>
+          <w:p>
+            <w:pPr>
+              <w:rPr>
+                <w:rFonts w:ascii="Aptos Narrow" w:hAnsi="Aptos Narrow"/>
+                <w:color w:val="000000"/>
+                <w:sz w:val="24"/>
+                <w:szCs w:val="24"/>
+                <w:lang w:val="ru-BY"/>
+              </w:rPr>
+            </w:pPr>
+            <w:r>
+              <w:rPr>
+                <w:rFonts w:ascii="Aptos Display" w:hAnsi="Aptos Display"/>
+                <w:color w:val="000000"/>
+                <w:sz w:val="24"/>
+                <w:szCs w:val="24"/>
+                <w:lang w:val="en-US"/>
               </w:rPr>
               <w:t> </w:t>
             </w:r>
@@ -16284,29 +16274,19 @@
               <w:right w:val="single" w:sz="4" w:space="0" w:color="auto"/>
             </w:tcBorders>
             <w:noWrap/>
-            <w:vAlign w:val="bottom"/>
-            <w:hideMark/>
-          </w:tcPr>
-          <w:p>
-            <w:pPr>
-              <w:rPr>
-                <w:rFonts w:ascii="Aptos Narrow" w:hAnsi="Aptos Narrow"/>
-                <w:color w:val="000000"/>
-                <w:sz w:val="24"/>
-                <w:szCs w:val="24"/>
-                <w:lang w:val="ru-BY"/>
-              </w:rPr>
-            </w:pPr>
-            <w:r>
-              <w:rPr>
-                <w:rFonts w:ascii="Aptos Narrow" w:hAnsi="Aptos Narrow"/>
-                <w:color w:val="000000"/>
-                <w:sz w:val="24"/>
-                <w:szCs w:val="24"/>
-                <w:lang w:val="ru-BY"/>
-              </w:rPr>
-              <w:t> </w:t>
-            </w:r>
+            <w:vAlign w:val="center"/>
+            <w:hideMark/>
+          </w:tcPr>
+          <w:p>
+            <w:pPr>
+              <w:rPr>
+                <w:rFonts w:ascii="Aptos Narrow" w:hAnsi="Aptos Narrow"/>
+                <w:color w:val="000000"/>
+                <w:sz w:val="24"/>
+                <w:szCs w:val="24"/>
+                <w:lang w:val="ru-BY"/>
+              </w:rPr>
+            </w:pPr>
           </w:p>
         </w:tc>
         <w:tc>
@@ -16505,7 +16485,7 @@
         </w:tc>
         <w:tc>
           <w:tcPr>
-            <w:tcW w:w="2060" w:type="dxa"/>
+            <w:tcW w:w="2074" w:type="dxa"/>
             <w:tcBorders>
               <w:top w:val="nil"/>
               <w:left w:val="nil"/>
@@ -16513,7 +16493,6 @@
               <w:right w:val="single" w:sz="4" w:space="0" w:color="auto"/>
             </w:tcBorders>
             <w:vAlign w:val="center"/>
-            <w:hideMark/>
           </w:tcPr>
           <w:p>
             <w:pPr>
@@ -16526,16 +16505,6 @@
                 <w:lang w:val="ru-BY"/>
               </w:rPr>
             </w:pPr>
-            <w:r>
-              <w:rPr>
-                <w:rFonts w:ascii="Aptos Display" w:hAnsi="Aptos Display"/>
-                <w:color w:val="000000"/>
-                <w:sz w:val="24"/>
-                <w:szCs w:val="24"/>
-                <w:lang w:val="en-US"/>
-              </w:rPr>
-              <w:t> </w:t>
-            </w:r>
           </w:p>
         </w:tc>
         <w:tc>
@@ -16548,7 +16517,6 @@
               <w:right w:val="single" w:sz="4" w:space="0" w:color="auto"/>
             </w:tcBorders>
             <w:vAlign w:val="center"/>
-            <w:hideMark/>
           </w:tcPr>
           <w:p>
             <w:pPr>
@@ -16560,7 +16528,6 @@
                 <w:color w:val="000000"/>
                 <w:sz w:val="24"/>
                 <w:szCs w:val="24"/>
-                <w:lang w:val="ru-BY"/>
               </w:rPr>
             </w:pPr>
             <w:r>
@@ -16598,7 +16565,18 @@
                 <w:szCs w:val="24"/>
                 <w:lang w:val="en-US"/>
               </w:rPr>
-              <w:t>=227</w:t>
+              <w:t>=2</w:t>
+            </w:r>
+            <w:r>
+              <w:rPr>
+                <w:rFonts w:ascii="Aptos Display" w:hAnsi="Aptos Display"/>
+                <w:i/>
+                <w:iCs/>
+                <w:color w:val="000000"/>
+                <w:sz w:val="24"/>
+                <w:szCs w:val="24"/>
+              </w:rPr>
+              <w:t>18</w:t>
             </w:r>
           </w:p>
         </w:tc>
@@ -16814,7 +16792,7 @@
           <w:sz w:val="24"/>
           <w:szCs w:val="24"/>
         </w:rPr>
-        <w:t>50</w:t>
+        <w:t>49</w:t>
       </w:r>
     </w:p>
     <w:p>
@@ -16896,7 +16874,7 @@
           <w:sz w:val="24"/>
           <w:szCs w:val="24"/>
         </w:rPr>
-        <w:t>50</w:t>
+        <w:t>49</w:t>
       </w:r>
       <w:r>
         <w:rPr>
@@ -16924,7 +16902,14 @@
           <w:sz w:val="24"/>
           <w:szCs w:val="24"/>
         </w:rPr>
-        <w:t>110</w:t>
+        <w:t>1</w:t>
+      </w:r>
+      <w:r>
+        <w:rPr>
+          <w:sz w:val="24"/>
+          <w:szCs w:val="24"/>
+        </w:rPr>
+        <w:t>09</w:t>
       </w:r>
     </w:p>
     <w:p>
@@ -16965,14 +16950,14 @@
           <w:sz w:val="24"/>
           <w:szCs w:val="24"/>
         </w:rPr>
-        <w:t>22</w:t>
-      </w:r>
-      <w:r>
-        <w:rPr>
-          <w:sz w:val="24"/>
-          <w:szCs w:val="24"/>
-        </w:rPr>
-        <w:t>7</w:t>
+        <w:t>2</w:t>
+      </w:r>
+      <w:r>
+        <w:rPr>
+          <w:sz w:val="24"/>
+          <w:szCs w:val="24"/>
+        </w:rPr>
+        <w:t>18</w:t>
       </w:r>
       <w:r>
         <w:rPr>
@@ -17000,7 +16985,7 @@
           <w:sz w:val="24"/>
           <w:szCs w:val="24"/>
         </w:rPr>
-        <w:t>372</w:t>
+        <w:t>363</w:t>
       </w:r>
     </w:p>
     <w:p>
@@ -17040,7 +17025,14 @@
           <w:sz w:val="24"/>
           <w:szCs w:val="24"/>
         </w:rPr>
-        <w:t>372</w:t>
+        <w:t>3</w:t>
+      </w:r>
+      <w:r>
+        <w:rPr>
+          <w:sz w:val="24"/>
+          <w:szCs w:val="24"/>
+        </w:rPr>
+        <w:t>63</w:t>
       </w:r>
       <w:r>
         <w:rPr>
@@ -17063,7 +17055,14 @@
           <w:sz w:val="24"/>
           <w:szCs w:val="24"/>
         </w:rPr>
-        <w:t>110</w:t>
+        <w:t>1</w:t>
+      </w:r>
+      <w:r>
+        <w:rPr>
+          <w:sz w:val="24"/>
+          <w:szCs w:val="24"/>
+        </w:rPr>
+        <w:t>09</w:t>
       </w:r>
       <w:r>
         <w:rPr>
@@ -17077,7 +17076,14 @@
           <w:sz w:val="24"/>
           <w:szCs w:val="24"/>
         </w:rPr>
-        <w:t>2522</w:t>
+        <w:t>2</w:t>
+      </w:r>
+      <w:r>
+        <w:rPr>
+          <w:sz w:val="24"/>
+          <w:szCs w:val="24"/>
+        </w:rPr>
+        <w:t>456</w:t>
       </w:r>
       <w:r>
         <w:rPr>
@@ -17091,7 +17097,7 @@
           <w:sz w:val="24"/>
           <w:szCs w:val="24"/>
         </w:rPr>
-        <w:t>67</w:t>
+        <w:t>85</w:t>
       </w:r>
     </w:p>
     <w:p>
@@ -17192,10 +17198,10 @@
           <w:lang w:val="en-US"/>
         </w:rPr>
         <w:drawing>
-          <wp:inline distT="0" distB="0" distL="0" distR="0" wp14:anchorId="59293A4D" wp14:editId="7A3DE86A">
-            <wp:extent cx="5940425" cy="4972685"/>
-            <wp:effectExtent l="0" t="0" r="3175" b="5715"/>
-            <wp:docPr id="798086897" name="Рисунок 1"/>
+          <wp:inline distT="0" distB="0" distL="0" distR="0" wp14:anchorId="7156B6AF" wp14:editId="2886E630">
+            <wp:extent cx="5940425" cy="4272280"/>
+            <wp:effectExtent l="0" t="0" r="3175" b="0"/>
+            <wp:docPr id="1690350266" name="Рисунок 1"/>
             <wp:cNvGraphicFramePr>
               <a:graphicFrameLocks xmlns:a="http://schemas.openxmlformats.org/drawingml/2006/main" noChangeAspect="1"/>
             </wp:cNvGraphicFramePr>
@@ -17203,11 +17209,11 @@
               <a:graphicData uri="http://schemas.openxmlformats.org/drawingml/2006/picture">
                 <pic:pic xmlns:pic="http://schemas.openxmlformats.org/drawingml/2006/picture">
                   <pic:nvPicPr>
-                    <pic:cNvPr id="798086897" name="Рисунок 798086897"/>
+                    <pic:cNvPr id="1690350266" name="Рисунок 1690350266"/>
                     <pic:cNvPicPr/>
                   </pic:nvPicPr>
                   <pic:blipFill>
-                    <a:blip r:embed="rId6" cstate="print">
+                    <a:blip r:embed="rId6">
                       <a:extLst>
                         <a:ext uri="{28A0092B-C50C-407E-A947-70E740481C1C}">
                           <a14:useLocalDpi xmlns:a14="http://schemas.microsoft.com/office/drawing/2010/main" val="0"/>
@@ -17221,7 +17227,7 @@
                   <pic:spPr>
                     <a:xfrm>
                       <a:off x="0" y="0"/>
-                      <a:ext cx="5940425" cy="4972685"/>
+                      <a:ext cx="5940425" cy="4272280"/>
                     </a:xfrm>
                     <a:prstGeom prst="rect">
                       <a:avLst/>

--- a/LR1.docx
+++ b/LR1.docx
@@ -16421,7 +16421,6 @@
                 <w:color w:val="000000"/>
                 <w:sz w:val="24"/>
                 <w:szCs w:val="24"/>
-                <w:lang w:val="ru-BY"/>
               </w:rPr>
             </w:pPr>
             <w:r>
@@ -16465,21 +16464,8 @@
                 <w:color w:val="000000"/>
                 <w:sz w:val="24"/>
                 <w:szCs w:val="24"/>
-                <w:lang w:val="en-US"/>
-              </w:rPr>
-              <w:sym w:font="Symbol" w:char="F035"/>
-            </w:r>
-            <w:r>
-              <w:rPr>
-                <w:rFonts w:ascii="Aptos Display" w:hAnsi="Aptos Display"/>
-                <w:i/>
-                <w:iCs/>
-                <w:color w:val="000000"/>
-                <w:sz w:val="24"/>
-                <w:szCs w:val="24"/>
-                <w:lang w:val="en-US"/>
-              </w:rPr>
-              <w:sym w:font="Symbol" w:char="F030"/>
+              </w:rPr>
+              <w:t>49</w:t>
             </w:r>
           </w:p>
         </w:tc>
